--- a/public/lesson-16.docx
+++ b/public/lesson-16.docx
@@ -6,186 +6,1965 @@
       <w:pPr>
         <w:pStyle w:val="Heading2"/>
         <w:rPr>
-          <w:b w:val="0"/>
-          <w:i w:val="0"/>
-          <w:lang w:val="ru-RU"/>
-        </w:rPr>
-      </w:pPr>
-      <w:r>
-        <w:rPr>
-          <w:b w:val="0"/>
-          <w:i w:val="0"/>
-          <w:lang w:val="ru-RU"/>
-        </w:rPr>
-        <w:t>Урок 16. Экспериментальная наука</w:t>
-      </w:r>
-    </w:p>
-    <w:p>
-      <w:r>
-        <w:rPr>
-          <w:lang w:val="ru-RU"/>
-        </w:rPr>
-        <w:t xml:space="preserve">Здравый смысл — это доверие к своему способу мышления; доверие к тем конструкциям, которые я сооружаю. </w:t>
-      </w:r>
-      <w:r>
-        <w:t>Схемы поведения, отвечающие моему опыту адаптации, выведенные в процессе приспособления к окружающей среде, верны. Я опираюсь на них, как на факты. Я избегаю фантазий.</w:t>
-      </w:r>
-    </w:p>
-    <w:p>
-      <w:r>
-        <w:t xml:space="preserve">Мы считаем, что наука — это здравый смысл, подтвержденный экспериментами. Но на самом деле эксп наука радикально порывает со здравым смыслом! Неуспех метафизики и схоластики объясняется тем, что в них было слишком много здравого смысла, слишком много идей, возникших из опыта адаптации. Понятно, что эмпирический опыт ставился всеми под сомнение, но все верили операциям умозрения: я возвышусь умом надо всем непонятым и создам мыслительную конструкцию, которой буду </w:t>
-      </w:r>
-      <w:r>
-        <w:rPr>
+          <w:lang w:val="ru-RU"/>
+        </w:rPr>
+      </w:pPr>
+      <w:r>
+        <w:rPr>
+          <w:lang w:val="ru-RU"/>
+        </w:rPr>
+        <w:t>Наука не то, чем кажется</w:t>
+      </w:r>
+    </w:p>
+    <w:p>
+      <w:pPr>
+        <w:rPr>
+          <w:rFonts w:ascii="Times New Roman" w:hAnsi="Times New Roman" w:cs="Times New Roman"/>
+          <w:sz w:val="24"/>
+          <w:szCs w:val="24"/>
+          <w:lang w:val="ru-RU"/>
+        </w:rPr>
+      </w:pPr>
+      <w:r>
+        <w:rPr>
+          <w:rFonts w:ascii="Times New Roman" w:hAnsi="Times New Roman" w:cs="Times New Roman"/>
+          <w:sz w:val="24"/>
+          <w:szCs w:val="24"/>
+          <w:lang w:val="ru-RU"/>
+        </w:rPr>
+        <w:t xml:space="preserve">Здравый смысл — это доверие к своему способу мышления; доверие к тем конструкциям, которые </w:t>
+      </w:r>
+      <w:r>
+        <w:rPr>
+          <w:rFonts w:ascii="Times New Roman" w:hAnsi="Times New Roman" w:cs="Times New Roman"/>
+          <w:sz w:val="24"/>
+          <w:szCs w:val="24"/>
+          <w:lang w:val="ru-RU"/>
+        </w:rPr>
+        <w:t>человек себе</w:t>
+      </w:r>
+      <w:r>
+        <w:rPr>
+          <w:rFonts w:ascii="Times New Roman" w:hAnsi="Times New Roman" w:cs="Times New Roman"/>
+          <w:sz w:val="24"/>
+          <w:szCs w:val="24"/>
+          <w:lang w:val="ru-RU"/>
+        </w:rPr>
+        <w:t xml:space="preserve"> сооружа</w:t>
+      </w:r>
+      <w:r>
+        <w:rPr>
+          <w:rFonts w:ascii="Times New Roman" w:hAnsi="Times New Roman" w:cs="Times New Roman"/>
+          <w:sz w:val="24"/>
+          <w:szCs w:val="24"/>
+          <w:lang w:val="ru-RU"/>
+        </w:rPr>
+        <w:t>ет</w:t>
+      </w:r>
+      <w:r>
+        <w:rPr>
+          <w:rFonts w:ascii="Times New Roman" w:hAnsi="Times New Roman" w:cs="Times New Roman"/>
+          <w:sz w:val="24"/>
+          <w:szCs w:val="24"/>
+          <w:lang w:val="ru-RU"/>
+        </w:rPr>
+        <w:t>. Схемы поведения, отвечающие опыту адаптации,</w:t>
+      </w:r>
+      <w:r>
+        <w:rPr>
+          <w:rFonts w:ascii="Times New Roman" w:hAnsi="Times New Roman" w:cs="Times New Roman"/>
+          <w:sz w:val="24"/>
+          <w:szCs w:val="24"/>
+          <w:lang w:val="ru-RU"/>
+        </w:rPr>
+        <w:t xml:space="preserve"> человека,</w:t>
+      </w:r>
+      <w:r>
+        <w:rPr>
+          <w:rFonts w:ascii="Times New Roman" w:hAnsi="Times New Roman" w:cs="Times New Roman"/>
+          <w:sz w:val="24"/>
+          <w:szCs w:val="24"/>
+          <w:lang w:val="ru-RU"/>
+        </w:rPr>
+        <w:t xml:space="preserve"> выведенные в процессе приспособления к окружающей среде, верны. </w:t>
+      </w:r>
+      <w:r>
+        <w:rPr>
+          <w:rFonts w:ascii="Times New Roman" w:hAnsi="Times New Roman" w:cs="Times New Roman"/>
+          <w:sz w:val="24"/>
+          <w:szCs w:val="24"/>
+          <w:lang w:val="ru-RU"/>
+        </w:rPr>
+        <w:t>Человек</w:t>
+      </w:r>
+      <w:r>
+        <w:rPr>
+          <w:rFonts w:ascii="Times New Roman" w:hAnsi="Times New Roman" w:cs="Times New Roman"/>
+          <w:sz w:val="24"/>
+          <w:szCs w:val="24"/>
+          <w:lang w:val="ru-RU"/>
+        </w:rPr>
+        <w:t xml:space="preserve"> опира</w:t>
+      </w:r>
+      <w:r>
+        <w:rPr>
+          <w:rFonts w:ascii="Times New Roman" w:hAnsi="Times New Roman" w:cs="Times New Roman"/>
+          <w:sz w:val="24"/>
+          <w:szCs w:val="24"/>
+          <w:lang w:val="ru-RU"/>
+        </w:rPr>
+        <w:t>ется</w:t>
+      </w:r>
+      <w:r>
+        <w:rPr>
+          <w:rFonts w:ascii="Times New Roman" w:hAnsi="Times New Roman" w:cs="Times New Roman"/>
+          <w:sz w:val="24"/>
+          <w:szCs w:val="24"/>
+          <w:lang w:val="ru-RU"/>
+        </w:rPr>
+        <w:t xml:space="preserve"> на них, как на факты. </w:t>
+      </w:r>
+      <w:r>
+        <w:rPr>
+          <w:rFonts w:ascii="Times New Roman" w:hAnsi="Times New Roman" w:cs="Times New Roman"/>
+          <w:sz w:val="24"/>
+          <w:szCs w:val="24"/>
+          <w:lang w:val="ru-RU"/>
+        </w:rPr>
+        <w:t>Он</w:t>
+      </w:r>
+      <w:r>
+        <w:rPr>
+          <w:rFonts w:ascii="Times New Roman" w:hAnsi="Times New Roman" w:cs="Times New Roman"/>
+          <w:sz w:val="24"/>
+          <w:szCs w:val="24"/>
+          <w:lang w:val="ru-RU"/>
+        </w:rPr>
+        <w:t xml:space="preserve"> избега</w:t>
+      </w:r>
+      <w:r>
+        <w:rPr>
+          <w:rFonts w:ascii="Times New Roman" w:hAnsi="Times New Roman" w:cs="Times New Roman"/>
+          <w:sz w:val="24"/>
+          <w:szCs w:val="24"/>
+          <w:lang w:val="ru-RU"/>
+        </w:rPr>
+        <w:t>ет</w:t>
+      </w:r>
+      <w:r>
+        <w:rPr>
+          <w:rFonts w:ascii="Times New Roman" w:hAnsi="Times New Roman" w:cs="Times New Roman"/>
+          <w:sz w:val="24"/>
+          <w:szCs w:val="24"/>
+          <w:lang w:val="ru-RU"/>
+        </w:rPr>
+        <w:t xml:space="preserve"> фантазий.</w:t>
+      </w:r>
+    </w:p>
+    <w:p>
+      <w:pPr>
+        <w:rPr>
+          <w:rFonts w:ascii="Times New Roman" w:hAnsi="Times New Roman" w:cs="Times New Roman"/>
+          <w:sz w:val="24"/>
+          <w:szCs w:val="24"/>
+          <w:lang w:val="ru-RU"/>
+        </w:rPr>
+      </w:pPr>
+      <w:r>
+        <w:rPr>
+          <w:rFonts w:ascii="Times New Roman" w:hAnsi="Times New Roman" w:cs="Times New Roman"/>
+          <w:sz w:val="24"/>
+          <w:szCs w:val="24"/>
+          <w:lang w:val="ru-RU"/>
+        </w:rPr>
+        <w:t xml:space="preserve">Мы считаем, что наука — это здравый смысл, подтвержденный экспериментами. Но на самом деле </w:t>
+      </w:r>
+      <w:r>
+        <w:rPr>
+          <w:rFonts w:ascii="Times New Roman" w:hAnsi="Times New Roman" w:cs="Times New Roman"/>
+          <w:sz w:val="24"/>
+          <w:szCs w:val="24"/>
+          <w:lang w:val="ru-RU"/>
+        </w:rPr>
+        <w:t xml:space="preserve">ЭН </w:t>
+      </w:r>
+      <w:r>
+        <w:rPr>
+          <w:rFonts w:ascii="Times New Roman" w:hAnsi="Times New Roman" w:cs="Times New Roman"/>
+          <w:sz w:val="24"/>
+          <w:szCs w:val="24"/>
+          <w:lang w:val="ru-RU"/>
+        </w:rPr>
+        <w:t>радикально порывает со здравым смыслом</w:t>
+      </w:r>
+      <w:r>
+        <w:rPr>
+          <w:rFonts w:ascii="Times New Roman" w:hAnsi="Times New Roman" w:cs="Times New Roman"/>
+          <w:sz w:val="24"/>
+          <w:szCs w:val="24"/>
+          <w:lang w:val="ru-RU"/>
+        </w:rPr>
+        <w:t>.</w:t>
+      </w:r>
+      <w:r>
+        <w:rPr>
+          <w:rFonts w:ascii="Times New Roman" w:hAnsi="Times New Roman" w:cs="Times New Roman"/>
+          <w:sz w:val="24"/>
+          <w:szCs w:val="24"/>
+          <w:lang w:val="ru-RU"/>
+        </w:rPr>
+        <w:t xml:space="preserve"> Неуспех </w:t>
+      </w:r>
+      <w:r>
+        <w:rPr>
+          <w:rFonts w:ascii="Times New Roman" w:hAnsi="Times New Roman" w:cs="Times New Roman"/>
           <w:i/>
+          <w:iCs/>
+          <w:sz w:val="24"/>
+          <w:szCs w:val="24"/>
+          <w:lang w:val="ru-RU"/>
+        </w:rPr>
+        <w:t>метафизики</w:t>
+      </w:r>
+      <w:r>
+        <w:rPr>
+          <w:rFonts w:ascii="Times New Roman" w:hAnsi="Times New Roman" w:cs="Times New Roman"/>
+          <w:sz w:val="24"/>
+          <w:szCs w:val="24"/>
+          <w:lang w:val="ru-RU"/>
+        </w:rPr>
+        <w:t xml:space="preserve"> и </w:t>
+      </w:r>
+      <w:r>
+        <w:rPr>
+          <w:rFonts w:ascii="Times New Roman" w:hAnsi="Times New Roman" w:cs="Times New Roman"/>
+          <w:i/>
+          <w:iCs/>
+          <w:sz w:val="24"/>
+          <w:szCs w:val="24"/>
+          <w:lang w:val="ru-RU"/>
+        </w:rPr>
+        <w:t>схоластики</w:t>
+      </w:r>
+      <w:r>
+        <w:rPr>
+          <w:rFonts w:ascii="Times New Roman" w:hAnsi="Times New Roman" w:cs="Times New Roman"/>
+          <w:sz w:val="24"/>
+          <w:szCs w:val="24"/>
+          <w:lang w:val="ru-RU"/>
+        </w:rPr>
+        <w:t xml:space="preserve"> объясняется тем, что в них было слишком много здравого смысла, слишком много идей, возникших из опыта адаптации. Понятно, что эмпирический опыт ставился всеми под сомнение, но все верили операциям умозрения: </w:t>
+      </w:r>
+      <w:r>
+        <w:rPr>
+          <w:rFonts w:ascii="Times New Roman" w:hAnsi="Times New Roman" w:cs="Times New Roman"/>
+          <w:sz w:val="24"/>
+          <w:szCs w:val="24"/>
+          <w:lang w:val="ru-RU"/>
+        </w:rPr>
+        <w:t>человек</w:t>
+      </w:r>
+      <w:r>
+        <w:rPr>
+          <w:rFonts w:ascii="Times New Roman" w:hAnsi="Times New Roman" w:cs="Times New Roman"/>
+          <w:sz w:val="24"/>
+          <w:szCs w:val="24"/>
+          <w:lang w:val="ru-RU"/>
+        </w:rPr>
+        <w:t xml:space="preserve"> возв</w:t>
+      </w:r>
+      <w:r>
+        <w:rPr>
+          <w:rFonts w:ascii="Times New Roman" w:hAnsi="Times New Roman" w:cs="Times New Roman"/>
+          <w:sz w:val="24"/>
+          <w:szCs w:val="24"/>
+          <w:lang w:val="ru-RU"/>
+        </w:rPr>
+        <w:t>ыш</w:t>
+      </w:r>
+      <w:r>
+        <w:rPr>
+          <w:rFonts w:ascii="Times New Roman" w:hAnsi="Times New Roman" w:cs="Times New Roman"/>
+          <w:sz w:val="24"/>
+          <w:szCs w:val="24"/>
+          <w:lang w:val="ru-RU"/>
+        </w:rPr>
+        <w:t>ается</w:t>
+      </w:r>
+      <w:r>
+        <w:rPr>
+          <w:rFonts w:ascii="Times New Roman" w:hAnsi="Times New Roman" w:cs="Times New Roman"/>
+          <w:sz w:val="24"/>
+          <w:szCs w:val="24"/>
+          <w:lang w:val="ru-RU"/>
+        </w:rPr>
+        <w:t xml:space="preserve"> умом надо всем непонятым и созда</w:t>
+      </w:r>
+      <w:r>
+        <w:rPr>
+          <w:rFonts w:ascii="Times New Roman" w:hAnsi="Times New Roman" w:cs="Times New Roman"/>
+          <w:sz w:val="24"/>
+          <w:szCs w:val="24"/>
+          <w:lang w:val="ru-RU"/>
+        </w:rPr>
+        <w:t>ет</w:t>
+      </w:r>
+      <w:r>
+        <w:rPr>
+          <w:rFonts w:ascii="Times New Roman" w:hAnsi="Times New Roman" w:cs="Times New Roman"/>
+          <w:sz w:val="24"/>
+          <w:szCs w:val="24"/>
+          <w:lang w:val="ru-RU"/>
+        </w:rPr>
+        <w:t xml:space="preserve"> мыслительную конструкцию, которой буд</w:t>
+      </w:r>
+      <w:r>
+        <w:rPr>
+          <w:rFonts w:ascii="Times New Roman" w:hAnsi="Times New Roman" w:cs="Times New Roman"/>
+          <w:sz w:val="24"/>
+          <w:szCs w:val="24"/>
+          <w:lang w:val="ru-RU"/>
+        </w:rPr>
+        <w:t>е</w:t>
+      </w:r>
+      <w:r>
+        <w:rPr>
+          <w:rFonts w:ascii="Times New Roman" w:hAnsi="Times New Roman" w:cs="Times New Roman"/>
+          <w:sz w:val="24"/>
+          <w:szCs w:val="24"/>
+          <w:lang w:val="ru-RU"/>
+        </w:rPr>
+        <w:t xml:space="preserve">т </w:t>
+      </w:r>
+      <w:r>
+        <w:rPr>
+          <w:rFonts w:ascii="Times New Roman" w:hAnsi="Times New Roman" w:cs="Times New Roman"/>
+          <w:i/>
+          <w:sz w:val="24"/>
+          <w:szCs w:val="24"/>
+          <w:lang w:val="ru-RU"/>
         </w:rPr>
         <w:t>доверять</w:t>
       </w:r>
       <w:r>
-        <w:t xml:space="preserve">. Платон говорил, что истину можно найти с помощью обобщения и конкретизации; Фома Аквинский сказал, что для познания бога нам нужно только обобщать; Уильям Оккам сказал, что обобщение — это создание пустых абстракций, за которыми ничего не стоит. Что же нам останется? Остается попытаться при познании мира свести участие своего разума к минимуму. Но как это возможно? Это возможно путем делегирования мыслительного процесса: само мышление должно протекать не только у меня в голове, но и </w:t>
-      </w:r>
-      <w:r>
-        <w:rPr>
+        <w:rPr>
+          <w:rFonts w:ascii="Times New Roman" w:hAnsi="Times New Roman" w:cs="Times New Roman"/>
+          <w:sz w:val="24"/>
+          <w:szCs w:val="24"/>
+          <w:lang w:val="ru-RU"/>
+        </w:rPr>
+        <w:t>.</w:t>
+      </w:r>
+    </w:p>
+    <w:p>
+      <w:pPr>
+        <w:pStyle w:val="Heading2"/>
+        <w:rPr>
+          <w:lang w:val="ru-RU"/>
+        </w:rPr>
+      </w:pPr>
+      <w:r>
+        <w:rPr>
+          <w:lang w:val="ru-RU"/>
+        </w:rPr>
+        <w:t>Делегирование</w:t>
+      </w:r>
+    </w:p>
+    <w:p>
+      <w:pPr>
+        <w:rPr>
+          <w:rFonts w:ascii="Times New Roman" w:hAnsi="Times New Roman" w:cs="Times New Roman"/>
+          <w:sz w:val="24"/>
+          <w:szCs w:val="24"/>
+          <w:lang w:val="ru-RU"/>
+        </w:rPr>
+      </w:pPr>
+      <w:r>
+        <w:rPr>
+          <w:rFonts w:ascii="Times New Roman" w:hAnsi="Times New Roman" w:cs="Times New Roman"/>
+          <w:sz w:val="24"/>
+          <w:szCs w:val="24"/>
+          <w:lang w:val="ru-RU"/>
+        </w:rPr>
+        <w:t xml:space="preserve">Платон говорил, что истину можно найти с помощью </w:t>
+      </w:r>
+      <w:r>
+        <w:rPr>
+          <w:rFonts w:ascii="Times New Roman" w:hAnsi="Times New Roman" w:cs="Times New Roman"/>
           <w:i/>
+          <w:iCs/>
+          <w:sz w:val="24"/>
+          <w:szCs w:val="24"/>
+          <w:lang w:val="ru-RU"/>
+        </w:rPr>
+        <w:t>обобщения</w:t>
+      </w:r>
+      <w:r>
+        <w:rPr>
+          <w:rFonts w:ascii="Times New Roman" w:hAnsi="Times New Roman" w:cs="Times New Roman"/>
+          <w:sz w:val="24"/>
+          <w:szCs w:val="24"/>
+          <w:lang w:val="ru-RU"/>
+        </w:rPr>
+        <w:t xml:space="preserve"> и </w:t>
+      </w:r>
+      <w:r>
+        <w:rPr>
+          <w:rFonts w:ascii="Times New Roman" w:hAnsi="Times New Roman" w:cs="Times New Roman"/>
+          <w:i/>
+          <w:iCs/>
+          <w:sz w:val="24"/>
+          <w:szCs w:val="24"/>
+          <w:lang w:val="ru-RU"/>
+        </w:rPr>
+        <w:t>конкретизации</w:t>
+      </w:r>
+      <w:r>
+        <w:rPr>
+          <w:rFonts w:ascii="Times New Roman" w:hAnsi="Times New Roman" w:cs="Times New Roman"/>
+          <w:sz w:val="24"/>
+          <w:szCs w:val="24"/>
+          <w:lang w:val="ru-RU"/>
+        </w:rPr>
+        <w:t xml:space="preserve">; Фома Аквинский сказал, что для познания бога нам нужно только </w:t>
+      </w:r>
+      <w:r>
+        <w:rPr>
+          <w:rFonts w:ascii="Times New Roman" w:hAnsi="Times New Roman" w:cs="Times New Roman"/>
+          <w:i/>
+          <w:iCs/>
+          <w:sz w:val="24"/>
+          <w:szCs w:val="24"/>
+          <w:lang w:val="ru-RU"/>
+        </w:rPr>
+        <w:t>обобщать</w:t>
+      </w:r>
+      <w:r>
+        <w:rPr>
+          <w:rFonts w:ascii="Times New Roman" w:hAnsi="Times New Roman" w:cs="Times New Roman"/>
+          <w:sz w:val="24"/>
+          <w:szCs w:val="24"/>
+          <w:lang w:val="ru-RU"/>
+        </w:rPr>
+        <w:t xml:space="preserve">; Уильям Оккам сказал, что обобщение — это создание пустых абстракций, за которыми ничего не стоит. Остается </w:t>
+      </w:r>
+      <w:r>
+        <w:rPr>
+          <w:rFonts w:ascii="Times New Roman" w:hAnsi="Times New Roman" w:cs="Times New Roman"/>
+          <w:sz w:val="24"/>
+          <w:szCs w:val="24"/>
+          <w:lang w:val="ru-RU"/>
+        </w:rPr>
+        <w:t xml:space="preserve">только </w:t>
+      </w:r>
+      <w:r>
+        <w:rPr>
+          <w:rFonts w:ascii="Times New Roman" w:hAnsi="Times New Roman" w:cs="Times New Roman"/>
+          <w:sz w:val="24"/>
+          <w:szCs w:val="24"/>
+          <w:lang w:val="ru-RU"/>
+        </w:rPr>
+        <w:t xml:space="preserve">попытаться при познании мира свести участие своего разума к минимуму. </w:t>
+      </w:r>
+      <w:r>
+        <w:rPr>
+          <w:rFonts w:ascii="Times New Roman" w:hAnsi="Times New Roman" w:cs="Times New Roman"/>
+          <w:sz w:val="24"/>
+          <w:szCs w:val="24"/>
+          <w:lang w:val="ru-RU"/>
+        </w:rPr>
+        <w:t>В</w:t>
+      </w:r>
+      <w:r>
+        <w:rPr>
+          <w:rFonts w:ascii="Times New Roman" w:hAnsi="Times New Roman" w:cs="Times New Roman"/>
+          <w:sz w:val="24"/>
+          <w:szCs w:val="24"/>
+          <w:lang w:val="ru-RU"/>
+        </w:rPr>
+        <w:t xml:space="preserve">озможно </w:t>
+      </w:r>
+      <w:r>
+        <w:rPr>
+          <w:rFonts w:ascii="Times New Roman" w:hAnsi="Times New Roman" w:cs="Times New Roman"/>
+          <w:sz w:val="24"/>
+          <w:szCs w:val="24"/>
+          <w:lang w:val="ru-RU"/>
+        </w:rPr>
+        <w:t xml:space="preserve">это </w:t>
+      </w:r>
+      <w:r>
+        <w:rPr>
+          <w:rFonts w:ascii="Times New Roman" w:hAnsi="Times New Roman" w:cs="Times New Roman"/>
+          <w:sz w:val="24"/>
+          <w:szCs w:val="24"/>
+          <w:lang w:val="ru-RU"/>
+        </w:rPr>
+        <w:t xml:space="preserve">путем </w:t>
+      </w:r>
+      <w:r>
+        <w:rPr>
+          <w:rFonts w:ascii="Times New Roman" w:hAnsi="Times New Roman" w:cs="Times New Roman"/>
+          <w:sz w:val="24"/>
+          <w:szCs w:val="24"/>
+          <w:u w:val="single"/>
+          <w:lang w:val="ru-RU"/>
+        </w:rPr>
+        <w:t xml:space="preserve">делегирования мыслительного процесса: само мышление должно протекать не только у меня в голове, но и </w:t>
+      </w:r>
+      <w:r>
+        <w:rPr>
+          <w:rFonts w:ascii="Times New Roman" w:hAnsi="Times New Roman" w:cs="Times New Roman"/>
+          <w:i/>
+          <w:sz w:val="24"/>
+          <w:szCs w:val="24"/>
+          <w:u w:val="single"/>
+          <w:lang w:val="ru-RU"/>
         </w:rPr>
         <w:t>вовне</w:t>
       </w:r>
       <w:r>
-        <w:t xml:space="preserve"> меня. Процесс мышления должен быть воплощен в реальность.</w:t>
-      </w:r>
-    </w:p>
-    <w:p>
-      <w:r>
-        <w:t>Итак, стык 16-17 веков, научная революция. Главная личность, с помощью которой она стала возможна — Галилей.</w:t>
-      </w:r>
-    </w:p>
-    <w:p>
-      <w:r>
-        <w:t xml:space="preserve">Вспомним модель Аристотеля: там вещи стремятся к состоянию «нус», он как бы притягивает вещи, но, вещь, не способная до него добраться, погибает и начинает свой цикл заново. Нус выступает здесь причиной движения. Галилей же предполагает совершенно неочевидную мысль: что, если начала движения просто нет? Что если движение было всегда и точка? Что если первопричины не существует? Именно из этих мыслей выводится </w:t>
-      </w:r>
-      <w:r>
-        <w:rPr>
+        <w:rPr>
+          <w:rFonts w:ascii="Times New Roman" w:hAnsi="Times New Roman" w:cs="Times New Roman"/>
+          <w:sz w:val="24"/>
+          <w:szCs w:val="24"/>
+          <w:u w:val="single"/>
+          <w:lang w:val="ru-RU"/>
+        </w:rPr>
+        <w:t xml:space="preserve"> меня</w:t>
+      </w:r>
+      <w:r>
+        <w:rPr>
+          <w:rFonts w:ascii="Times New Roman" w:hAnsi="Times New Roman" w:cs="Times New Roman"/>
+          <w:sz w:val="24"/>
+          <w:szCs w:val="24"/>
+          <w:lang w:val="ru-RU"/>
+        </w:rPr>
+        <w:t>. Процесс мышления должен быть воплощен в реальность.</w:t>
+      </w:r>
+    </w:p>
+    <w:p>
+      <w:pPr>
+        <w:pStyle w:val="Heading2"/>
+        <w:rPr>
+          <w:lang w:val="ru-RU"/>
+        </w:rPr>
+      </w:pPr>
+      <w:r>
+        <w:rPr>
+          <w:lang w:val="ru-RU"/>
+        </w:rPr>
+        <w:t>Научная революция</w:t>
+      </w:r>
+    </w:p>
+    <w:p>
+      <w:pPr>
+        <w:rPr>
+          <w:rFonts w:ascii="Times New Roman" w:hAnsi="Times New Roman" w:cs="Times New Roman"/>
+          <w:sz w:val="24"/>
+          <w:szCs w:val="24"/>
+          <w:lang w:val="ru-RU"/>
+        </w:rPr>
+      </w:pPr>
+      <w:r>
+        <w:rPr>
+          <w:rFonts w:ascii="Times New Roman" w:hAnsi="Times New Roman" w:cs="Times New Roman"/>
+          <w:sz w:val="24"/>
+          <w:szCs w:val="24"/>
+          <w:lang w:val="ru-RU"/>
+        </w:rPr>
+        <w:t>С</w:t>
+      </w:r>
+      <w:r>
+        <w:rPr>
+          <w:rFonts w:ascii="Times New Roman" w:hAnsi="Times New Roman" w:cs="Times New Roman"/>
+          <w:sz w:val="24"/>
+          <w:szCs w:val="24"/>
+          <w:lang w:val="ru-RU"/>
+        </w:rPr>
+        <w:t xml:space="preserve">тык 16-17 веков, научная революция. Главная личность, с помощью которой </w:t>
+      </w:r>
+      <w:r>
+        <w:rPr>
+          <w:rFonts w:ascii="Times New Roman" w:hAnsi="Times New Roman" w:cs="Times New Roman"/>
+          <w:sz w:val="24"/>
+          <w:szCs w:val="24"/>
+          <w:lang w:val="ru-RU"/>
+        </w:rPr>
+        <w:t>революция</w:t>
+      </w:r>
+      <w:r>
+        <w:rPr>
+          <w:rFonts w:ascii="Times New Roman" w:hAnsi="Times New Roman" w:cs="Times New Roman"/>
+          <w:sz w:val="24"/>
+          <w:szCs w:val="24"/>
+          <w:lang w:val="ru-RU"/>
+        </w:rPr>
+        <w:t xml:space="preserve"> стала возможна — </w:t>
+      </w:r>
+      <w:r>
+        <w:rPr>
+          <w:rFonts w:ascii="Times New Roman" w:hAnsi="Times New Roman" w:cs="Times New Roman"/>
+          <w:b/>
+          <w:bCs/>
+          <w:sz w:val="24"/>
+          <w:szCs w:val="24"/>
+          <w:lang w:val="ru-RU"/>
+        </w:rPr>
+        <w:t>Галилей</w:t>
+      </w:r>
+      <w:r>
+        <w:rPr>
+          <w:rFonts w:ascii="Times New Roman" w:hAnsi="Times New Roman" w:cs="Times New Roman"/>
+          <w:sz w:val="24"/>
+          <w:szCs w:val="24"/>
+          <w:lang w:val="ru-RU"/>
+        </w:rPr>
+        <w:t>.</w:t>
+      </w:r>
+    </w:p>
+    <w:p>
+      <w:pPr>
+        <w:rPr>
+          <w:rFonts w:ascii="Times New Roman" w:hAnsi="Times New Roman" w:cs="Times New Roman"/>
+          <w:sz w:val="24"/>
+          <w:szCs w:val="24"/>
+          <w:lang w:val="ru-RU"/>
+        </w:rPr>
+      </w:pPr>
+      <w:r>
+        <w:rPr>
+          <w:rFonts w:ascii="Times New Roman" w:hAnsi="Times New Roman" w:cs="Times New Roman"/>
+          <w:sz w:val="24"/>
+          <w:szCs w:val="24"/>
+          <w:lang w:val="ru-RU"/>
+        </w:rPr>
+        <w:t xml:space="preserve">Вспомним модель Аристотеля: там вещи стремятся к состоянию </w:t>
+      </w:r>
+      <w:r>
+        <w:rPr>
+          <w:rFonts w:ascii="Times New Roman" w:hAnsi="Times New Roman" w:cs="Times New Roman"/>
           <w:i/>
+          <w:iCs/>
+          <w:sz w:val="24"/>
+          <w:szCs w:val="24"/>
+          <w:lang w:val="ru-RU"/>
+        </w:rPr>
+        <w:t>нус</w:t>
+      </w:r>
+      <w:r>
+        <w:rPr>
+          <w:rFonts w:ascii="Times New Roman" w:hAnsi="Times New Roman" w:cs="Times New Roman"/>
+          <w:sz w:val="24"/>
+          <w:szCs w:val="24"/>
+          <w:lang w:val="ru-RU"/>
+        </w:rPr>
+        <w:t>;</w:t>
+      </w:r>
+      <w:r>
+        <w:rPr>
+          <w:rFonts w:ascii="Times New Roman" w:hAnsi="Times New Roman" w:cs="Times New Roman"/>
+          <w:sz w:val="24"/>
+          <w:szCs w:val="24"/>
+          <w:lang w:val="ru-RU"/>
+        </w:rPr>
+        <w:t xml:space="preserve"> он как бы притягивает вещи, но</w:t>
+      </w:r>
+      <w:r>
+        <w:rPr>
+          <w:rFonts w:ascii="Times New Roman" w:hAnsi="Times New Roman" w:cs="Times New Roman"/>
+          <w:sz w:val="24"/>
+          <w:szCs w:val="24"/>
+          <w:lang w:val="ru-RU"/>
+        </w:rPr>
+        <w:t xml:space="preserve"> </w:t>
+      </w:r>
+      <w:r>
+        <w:rPr>
+          <w:rFonts w:ascii="Times New Roman" w:hAnsi="Times New Roman" w:cs="Times New Roman"/>
+          <w:sz w:val="24"/>
+          <w:szCs w:val="24"/>
+          <w:lang w:val="ru-RU"/>
+        </w:rPr>
+        <w:t xml:space="preserve">вещь, не способная до него добраться, погибает и начинает свой цикл заново. </w:t>
+      </w:r>
+      <w:r>
+        <w:rPr>
+          <w:rFonts w:ascii="Times New Roman" w:hAnsi="Times New Roman" w:cs="Times New Roman"/>
+          <w:i/>
+          <w:iCs/>
+          <w:sz w:val="24"/>
+          <w:szCs w:val="24"/>
+          <w:lang w:val="ru-RU"/>
+        </w:rPr>
+        <w:t>Нус</w:t>
+      </w:r>
+      <w:r>
+        <w:rPr>
+          <w:rFonts w:ascii="Times New Roman" w:hAnsi="Times New Roman" w:cs="Times New Roman"/>
+          <w:sz w:val="24"/>
+          <w:szCs w:val="24"/>
+          <w:lang w:val="ru-RU"/>
+        </w:rPr>
+        <w:t xml:space="preserve"> выступает </w:t>
+      </w:r>
+      <w:r>
+        <w:rPr>
+          <w:rFonts w:ascii="Times New Roman" w:hAnsi="Times New Roman" w:cs="Times New Roman"/>
+          <w:i/>
+          <w:iCs/>
+          <w:sz w:val="24"/>
+          <w:szCs w:val="24"/>
+          <w:lang w:val="ru-RU"/>
+        </w:rPr>
+        <w:t>причиной движения</w:t>
+      </w:r>
+      <w:r>
+        <w:rPr>
+          <w:rFonts w:ascii="Times New Roman" w:hAnsi="Times New Roman" w:cs="Times New Roman"/>
+          <w:sz w:val="24"/>
+          <w:szCs w:val="24"/>
+          <w:lang w:val="ru-RU"/>
+        </w:rPr>
+        <w:t>. Галилей же предполагает совершенно неочевидную мысль: что, если начала движения просто нет? Что</w:t>
+      </w:r>
+      <w:r>
+        <w:rPr>
+          <w:rFonts w:ascii="Times New Roman" w:hAnsi="Times New Roman" w:cs="Times New Roman"/>
+          <w:sz w:val="24"/>
+          <w:szCs w:val="24"/>
+          <w:lang w:val="ru-RU"/>
+        </w:rPr>
+        <w:t>,</w:t>
+      </w:r>
+      <w:r>
+        <w:rPr>
+          <w:rFonts w:ascii="Times New Roman" w:hAnsi="Times New Roman" w:cs="Times New Roman"/>
+          <w:sz w:val="24"/>
+          <w:szCs w:val="24"/>
+          <w:lang w:val="ru-RU"/>
+        </w:rPr>
+        <w:t xml:space="preserve"> если движение было всегда? </w:t>
+      </w:r>
+      <w:r>
+        <w:rPr>
+          <w:rFonts w:ascii="Times New Roman" w:hAnsi="Times New Roman" w:cs="Times New Roman"/>
+          <w:sz w:val="24"/>
+          <w:szCs w:val="24"/>
+          <w:u w:val="single"/>
+          <w:lang w:val="ru-RU"/>
+        </w:rPr>
+        <w:t>Что</w:t>
+      </w:r>
+      <w:r>
+        <w:rPr>
+          <w:rFonts w:ascii="Times New Roman" w:hAnsi="Times New Roman" w:cs="Times New Roman"/>
+          <w:sz w:val="24"/>
+          <w:szCs w:val="24"/>
+          <w:u w:val="single"/>
+          <w:lang w:val="ru-RU"/>
+        </w:rPr>
+        <w:t>,</w:t>
+      </w:r>
+      <w:r>
+        <w:rPr>
+          <w:rFonts w:ascii="Times New Roman" w:hAnsi="Times New Roman" w:cs="Times New Roman"/>
+          <w:sz w:val="24"/>
+          <w:szCs w:val="24"/>
+          <w:u w:val="single"/>
+          <w:lang w:val="ru-RU"/>
+        </w:rPr>
+        <w:t xml:space="preserve"> если первопричины не существует</w:t>
+      </w:r>
+      <w:r>
+        <w:rPr>
+          <w:rFonts w:ascii="Times New Roman" w:hAnsi="Times New Roman" w:cs="Times New Roman"/>
+          <w:sz w:val="24"/>
+          <w:szCs w:val="24"/>
+          <w:lang w:val="ru-RU"/>
+        </w:rPr>
+        <w:t xml:space="preserve">? Именно из этих мыслей выводится </w:t>
+      </w:r>
+      <w:r>
+        <w:rPr>
+          <w:rFonts w:ascii="Times New Roman" w:hAnsi="Times New Roman" w:cs="Times New Roman"/>
+          <w:i/>
+          <w:sz w:val="24"/>
+          <w:szCs w:val="24"/>
+          <w:lang w:val="ru-RU"/>
         </w:rPr>
         <w:t>принцип инерции</w:t>
       </w:r>
       <w:r>
+        <w:rPr>
+          <w:rFonts w:ascii="Times New Roman" w:hAnsi="Times New Roman" w:cs="Times New Roman"/>
+          <w:sz w:val="24"/>
+          <w:szCs w:val="24"/>
+          <w:lang w:val="ru-RU"/>
+        </w:rPr>
         <w:t xml:space="preserve">. Чтобы отличить, движется тело или находится в состоянии покоя, нужен второй принцип. Вторым принципом будет </w:t>
       </w:r>
       <w:r>
         <w:rPr>
+          <w:rFonts w:ascii="Times New Roman" w:hAnsi="Times New Roman" w:cs="Times New Roman"/>
           <w:i/>
+          <w:sz w:val="24"/>
+          <w:szCs w:val="24"/>
+          <w:lang w:val="ru-RU"/>
         </w:rPr>
         <w:t>принцип относительности</w:t>
       </w:r>
       <w:r>
+        <w:rPr>
+          <w:rFonts w:ascii="Times New Roman" w:hAnsi="Times New Roman" w:cs="Times New Roman"/>
+          <w:sz w:val="24"/>
+          <w:szCs w:val="24"/>
+          <w:lang w:val="ru-RU"/>
+        </w:rPr>
         <w:t>: любая инерциальная система может быть выбрана как точка отсчета.</w:t>
       </w:r>
     </w:p>
     <w:p>
-      <w:r>
-        <w:t>1543 год: Выходит работа «об обращении небесных сфер» Коперника. Он предложил математическую модель гелиоцентрической системы. Работа была в целом одобрена и даже подписана папой римским, который сказал, что Земля это центр вселенной, но всё-таки сама мат модель интересная. А Галилей предложил принять эту модель всерьез. Это было настоящее порывание со здравым смыслом, ведь человек ощущает себя и землю покоящимися, и видит, как солнце движется по небу в течении дня, а ему предлагают сказать, что на самом деле всё наоборот!</w:t>
-      </w:r>
-    </w:p>
-    <w:p>
-      <w:r>
-        <w:t>Итак, если введен принцип инерции, то отпадает надобность в метафизическом «нусе» Аристотеля. Можно ввести ещё одну коррекцию. Вещь по Аристотелю должна достичь своего идеального состояния сама, с течением времени. Галилей предлагает создать процедуру, которая бы ускорила этот процесс, преодолела разрыв (ведь между вещью и Нусом разрыв) и привела вещь к желаемому состоянию. Идеальное состояние, которое было лишь продуктом созерцания, должно стать рукотворным!</w:t>
-      </w:r>
-    </w:p>
-    <w:p>
-      <w:r>
-        <w:t>Так что же это за процедура?</w:t>
-      </w:r>
-    </w:p>
-    <w:p>
-      <w:r>
+      <w:pPr>
+        <w:pStyle w:val="Heading2"/>
+        <w:rPr>
+          <w:lang w:val="en-RU"/>
+        </w:rPr>
+      </w:pPr>
+      <w:r>
+        <w:rPr>
+          <w:lang w:val="en-RU"/>
+        </w:rPr>
+        <w:t>И всё-таки она вертится!</w:t>
+      </w:r>
+    </w:p>
+    <w:p>
+      <w:pPr>
+        <w:rPr>
+          <w:rFonts w:ascii="Times New Roman" w:hAnsi="Times New Roman" w:cs="Times New Roman"/>
+          <w:sz w:val="24"/>
+          <w:szCs w:val="24"/>
+          <w:lang w:val="ru-RU"/>
+        </w:rPr>
+      </w:pPr>
+      <w:r>
+        <w:rPr>
+          <w:rFonts w:ascii="Times New Roman" w:hAnsi="Times New Roman" w:cs="Times New Roman"/>
+          <w:sz w:val="24"/>
+          <w:szCs w:val="24"/>
+          <w:lang w:val="ru-RU"/>
+        </w:rPr>
+        <w:t xml:space="preserve">В </w:t>
+      </w:r>
+      <w:r>
+        <w:rPr>
+          <w:rFonts w:ascii="Times New Roman" w:hAnsi="Times New Roman" w:cs="Times New Roman"/>
+          <w:sz w:val="24"/>
+          <w:szCs w:val="24"/>
+          <w:lang w:val="ru-RU"/>
+        </w:rPr>
+        <w:t>1543 год</w:t>
+      </w:r>
+      <w:r>
+        <w:rPr>
+          <w:rFonts w:ascii="Times New Roman" w:hAnsi="Times New Roman" w:cs="Times New Roman"/>
+          <w:sz w:val="24"/>
+          <w:szCs w:val="24"/>
+          <w:lang w:val="ru-RU"/>
+        </w:rPr>
+        <w:t xml:space="preserve"> у</w:t>
+      </w:r>
+      <w:r>
+        <w:rPr>
+          <w:rFonts w:ascii="Times New Roman" w:hAnsi="Times New Roman" w:cs="Times New Roman"/>
+          <w:sz w:val="24"/>
+          <w:szCs w:val="24"/>
+          <w:lang w:val="ru-RU"/>
+        </w:rPr>
+        <w:t xml:space="preserve"> </w:t>
+      </w:r>
+      <w:r>
+        <w:rPr>
+          <w:rFonts w:ascii="Times New Roman" w:hAnsi="Times New Roman" w:cs="Times New Roman"/>
+          <w:sz w:val="24"/>
+          <w:szCs w:val="24"/>
+          <w:lang w:val="ru-RU"/>
+        </w:rPr>
+        <w:t>в</w:t>
+      </w:r>
+      <w:r>
+        <w:rPr>
+          <w:rFonts w:ascii="Times New Roman" w:hAnsi="Times New Roman" w:cs="Times New Roman"/>
+          <w:sz w:val="24"/>
+          <w:szCs w:val="24"/>
+          <w:lang w:val="ru-RU"/>
+        </w:rPr>
+        <w:t xml:space="preserve">ыходит работа «об обращении небесных сфер» </w:t>
+      </w:r>
+      <w:r>
+        <w:rPr>
+          <w:rFonts w:ascii="Times New Roman" w:hAnsi="Times New Roman" w:cs="Times New Roman"/>
+          <w:b/>
+          <w:bCs/>
+          <w:sz w:val="24"/>
+          <w:szCs w:val="24"/>
+          <w:lang w:val="ru-RU"/>
+        </w:rPr>
+        <w:t>Коперника</w:t>
+      </w:r>
+      <w:r>
+        <w:rPr>
+          <w:rFonts w:ascii="Times New Roman" w:hAnsi="Times New Roman" w:cs="Times New Roman"/>
+          <w:sz w:val="24"/>
+          <w:szCs w:val="24"/>
+          <w:lang w:val="ru-RU"/>
+        </w:rPr>
+        <w:t xml:space="preserve">. Он предложил математическую модель гелиоцентрической системы. </w:t>
+      </w:r>
+      <w:r>
+        <w:rPr>
+          <w:rFonts w:ascii="Times New Roman" w:hAnsi="Times New Roman" w:cs="Times New Roman"/>
+          <w:sz w:val="24"/>
+          <w:szCs w:val="24"/>
+          <w:lang w:val="ru-RU"/>
+        </w:rPr>
+        <w:t>Вопреки распространенному мнению р</w:t>
+      </w:r>
+      <w:r>
+        <w:rPr>
+          <w:rFonts w:ascii="Times New Roman" w:hAnsi="Times New Roman" w:cs="Times New Roman"/>
+          <w:sz w:val="24"/>
+          <w:szCs w:val="24"/>
+          <w:lang w:val="ru-RU"/>
+        </w:rPr>
+        <w:t>абота была в целом одобрена и даже подписана папой римским, который сказал, что Земля</w:t>
+      </w:r>
+      <w:r>
+        <w:rPr>
+          <w:rFonts w:ascii="Times New Roman" w:hAnsi="Times New Roman" w:cs="Times New Roman"/>
+          <w:sz w:val="24"/>
+          <w:szCs w:val="24"/>
+          <w:lang w:val="ru-RU"/>
+        </w:rPr>
+        <w:t xml:space="preserve"> —</w:t>
+      </w:r>
+      <w:r>
+        <w:rPr>
+          <w:rFonts w:ascii="Times New Roman" w:hAnsi="Times New Roman" w:cs="Times New Roman"/>
+          <w:sz w:val="24"/>
+          <w:szCs w:val="24"/>
+          <w:lang w:val="ru-RU"/>
+        </w:rPr>
+        <w:t xml:space="preserve"> это центр вселенной, но </w:t>
+      </w:r>
+      <w:r>
+        <w:rPr>
+          <w:rFonts w:ascii="Times New Roman" w:hAnsi="Times New Roman" w:cs="Times New Roman"/>
+          <w:sz w:val="24"/>
+          <w:szCs w:val="24"/>
+          <w:lang w:val="ru-RU"/>
+        </w:rPr>
+        <w:t>признал состоятельность математической модели</w:t>
+      </w:r>
+      <w:r>
+        <w:rPr>
+          <w:rFonts w:ascii="Times New Roman" w:hAnsi="Times New Roman" w:cs="Times New Roman"/>
+          <w:sz w:val="24"/>
+          <w:szCs w:val="24"/>
+          <w:lang w:val="ru-RU"/>
+        </w:rPr>
+        <w:t xml:space="preserve">. Галилей </w:t>
+      </w:r>
+      <w:r>
+        <w:rPr>
+          <w:rFonts w:ascii="Times New Roman" w:hAnsi="Times New Roman" w:cs="Times New Roman"/>
+          <w:sz w:val="24"/>
+          <w:szCs w:val="24"/>
+          <w:lang w:val="ru-RU"/>
+        </w:rPr>
+        <w:t xml:space="preserve">же </w:t>
+      </w:r>
+      <w:r>
+        <w:rPr>
+          <w:rFonts w:ascii="Times New Roman" w:hAnsi="Times New Roman" w:cs="Times New Roman"/>
+          <w:sz w:val="24"/>
+          <w:szCs w:val="24"/>
+          <w:lang w:val="ru-RU"/>
+        </w:rPr>
+        <w:t>предложил принять эту модель всерьез. Это было настоящее порывание со здравым смыслом, ведь человек ощущает себя и землю покоящимися, и видит, как солнце движется по небу в течении дня, а ему предлагают сказать, что на самом деле всё наоборот!</w:t>
+      </w:r>
+    </w:p>
+    <w:p>
+      <w:pPr>
+        <w:rPr>
+          <w:rFonts w:ascii="Times New Roman" w:hAnsi="Times New Roman" w:cs="Times New Roman"/>
+          <w:sz w:val="24"/>
+          <w:szCs w:val="24"/>
+          <w:lang w:val="ru-RU"/>
+        </w:rPr>
+      </w:pPr>
+      <w:r>
+        <w:rPr>
+          <w:rFonts w:ascii="Times New Roman" w:hAnsi="Times New Roman" w:cs="Times New Roman"/>
+          <w:sz w:val="24"/>
+          <w:szCs w:val="24"/>
+          <w:lang w:val="ru-RU"/>
+        </w:rPr>
         <w:lastRenderedPageBreak/>
-        <w:t xml:space="preserve">Френсис Бэкон: Так как мы больше не можем обобщать объекты, создавая абстракции (универсалии), то нам нужно работать с единичными объектами. Нам нужно искать тот «скрытый процесс», который привел к созданию этого объекта. Когда процесс будет раскрыт, он станет </w:t>
-      </w:r>
-      <w:r>
-        <w:rPr>
+        <w:t xml:space="preserve">Итак, если введен принцип инерции, то отпадает надобность в метафизическом </w:t>
+      </w:r>
+      <w:r>
+        <w:rPr>
+          <w:rFonts w:ascii="Times New Roman" w:hAnsi="Times New Roman" w:cs="Times New Roman"/>
+          <w:i/>
+          <w:iCs/>
+          <w:sz w:val="24"/>
+          <w:szCs w:val="24"/>
+          <w:lang w:val="ru-RU"/>
+        </w:rPr>
+        <w:t>нусе</w:t>
+      </w:r>
+      <w:r>
+        <w:rPr>
+          <w:rFonts w:ascii="Times New Roman" w:hAnsi="Times New Roman" w:cs="Times New Roman"/>
+          <w:sz w:val="24"/>
+          <w:szCs w:val="24"/>
+          <w:lang w:val="ru-RU"/>
+        </w:rPr>
+        <w:t xml:space="preserve"> Аристотеля. Можно ввести ещё одну коррекцию. Вещь по Аристотелю должна достичь своего идеального состояния сама, с течением времени. Галилей предлагает создать процедуру, которая бы ускорила этот процесс, преодолела разрыв (ведь между вещью и Нусом разрыв) и привела вещь к желаемому состоянию. Идеальное состояние, которое было лишь продуктом созерцания, должно стать рукотворным</w:t>
+      </w:r>
+      <w:r>
+        <w:rPr>
+          <w:rFonts w:ascii="Times New Roman" w:hAnsi="Times New Roman" w:cs="Times New Roman"/>
+          <w:sz w:val="24"/>
+          <w:szCs w:val="24"/>
+          <w:lang w:val="ru-RU"/>
+        </w:rPr>
+        <w:t>.</w:t>
+      </w:r>
+    </w:p>
+    <w:p>
+      <w:pPr>
+        <w:pStyle w:val="Heading2"/>
+        <w:rPr>
+          <w:lang w:val="ru-RU"/>
+        </w:rPr>
+      </w:pPr>
+      <w:r>
+        <w:rPr>
+          <w:lang w:val="ru-RU"/>
+        </w:rPr>
+        <w:t>Скрытый процесс</w:t>
+      </w:r>
+    </w:p>
+    <w:p>
+      <w:pPr>
+        <w:rPr>
+          <w:rFonts w:ascii="Times New Roman" w:hAnsi="Times New Roman" w:cs="Times New Roman"/>
+          <w:sz w:val="24"/>
+          <w:szCs w:val="24"/>
+          <w:lang w:val="ru-RU"/>
+        </w:rPr>
+      </w:pPr>
+      <w:r>
+        <w:rPr>
+          <w:rFonts w:ascii="Times New Roman" w:hAnsi="Times New Roman" w:cs="Times New Roman"/>
+          <w:b/>
+          <w:bCs/>
+          <w:sz w:val="24"/>
+          <w:szCs w:val="24"/>
+          <w:lang w:val="ru-RU"/>
+        </w:rPr>
+        <w:t>Френсис Бэкон</w:t>
+      </w:r>
+      <w:r>
+        <w:rPr>
+          <w:rFonts w:ascii="Times New Roman" w:hAnsi="Times New Roman" w:cs="Times New Roman"/>
+          <w:sz w:val="24"/>
+          <w:szCs w:val="24"/>
+          <w:lang w:val="ru-RU"/>
+        </w:rPr>
+        <w:t xml:space="preserve">: </w:t>
+      </w:r>
+      <w:r>
+        <w:rPr>
+          <w:rFonts w:ascii="Times New Roman" w:hAnsi="Times New Roman" w:cs="Times New Roman"/>
+          <w:sz w:val="24"/>
+          <w:szCs w:val="24"/>
+          <w:lang w:val="ru-RU"/>
+        </w:rPr>
+        <w:t>т</w:t>
+      </w:r>
+      <w:r>
+        <w:rPr>
+          <w:rFonts w:ascii="Times New Roman" w:hAnsi="Times New Roman" w:cs="Times New Roman"/>
+          <w:sz w:val="24"/>
+          <w:szCs w:val="24"/>
+          <w:lang w:val="ru-RU"/>
+        </w:rPr>
+        <w:t xml:space="preserve">ак как мы больше не можем обобщать объекты, создавая абстракции (универсалии), то нам нужно работать с единичными объектами. Нам нужно искать тот «скрытый процесс», который привел к созданию этого объекта. Когда процесс будет раскрыт, он станет </w:t>
+      </w:r>
+      <w:r>
+        <w:rPr>
+          <w:rFonts w:ascii="Times New Roman" w:hAnsi="Times New Roman" w:cs="Times New Roman"/>
           <w:b/>
           <w:i/>
+          <w:sz w:val="24"/>
+          <w:szCs w:val="24"/>
+          <w:lang w:val="ru-RU"/>
         </w:rPr>
         <w:t>законом</w:t>
       </w:r>
       <w:r>
+        <w:rPr>
+          <w:rFonts w:ascii="Times New Roman" w:hAnsi="Times New Roman" w:cs="Times New Roman"/>
+          <w:sz w:val="24"/>
+          <w:szCs w:val="24"/>
+          <w:lang w:val="ru-RU"/>
+        </w:rPr>
         <w:t>. Особенность закона в том, что он применим ко всем.</w:t>
       </w:r>
     </w:p>
     <w:p>
-      <w:r>
+      <w:pPr>
+        <w:rPr>
+          <w:rFonts w:ascii="Times New Roman" w:hAnsi="Times New Roman" w:cs="Times New Roman"/>
+          <w:sz w:val="24"/>
+          <w:szCs w:val="24"/>
+          <w:lang w:val="ru-RU"/>
+        </w:rPr>
+      </w:pPr>
+      <w:r>
+        <w:rPr>
+          <w:rFonts w:ascii="Times New Roman" w:hAnsi="Times New Roman" w:cs="Times New Roman"/>
+          <w:sz w:val="24"/>
+          <w:szCs w:val="24"/>
+          <w:lang w:val="ru-RU"/>
+        </w:rPr>
         <w:t xml:space="preserve">Значит нам нужна процедура, в которой наш объект может быть заменен на </w:t>
       </w:r>
       <w:r>
         <w:rPr>
+          <w:rFonts w:ascii="Times New Roman" w:hAnsi="Times New Roman" w:cs="Times New Roman"/>
           <w:b/>
+          <w:sz w:val="24"/>
+          <w:szCs w:val="24"/>
+          <w:lang w:val="ru-RU"/>
         </w:rPr>
         <w:t>любой</w:t>
       </w:r>
       <w:r>
+        <w:rPr>
+          <w:rFonts w:ascii="Times New Roman" w:hAnsi="Times New Roman" w:cs="Times New Roman"/>
+          <w:sz w:val="24"/>
+          <w:szCs w:val="24"/>
+          <w:lang w:val="ru-RU"/>
+        </w:rPr>
         <w:t xml:space="preserve"> другой объект. Что же значит тот факт, что единичная ведь представляет любую другую вещь? В какое состояние мне её нужно привести? Нужно, чтобы она стала </w:t>
       </w:r>
       <w:r>
         <w:rPr>
+          <w:rFonts w:ascii="Times New Roman" w:hAnsi="Times New Roman" w:cs="Times New Roman"/>
           <w:b/>
+          <w:iCs/>
+          <w:sz w:val="24"/>
+          <w:szCs w:val="24"/>
+          <w:lang w:val="ru-RU"/>
+        </w:rPr>
+        <w:t>абстракцией</w:t>
+      </w:r>
+      <w:r>
+        <w:rPr>
+          <w:rFonts w:ascii="Times New Roman" w:hAnsi="Times New Roman" w:cs="Times New Roman"/>
+          <w:sz w:val="24"/>
+          <w:szCs w:val="24"/>
+          <w:lang w:val="ru-RU"/>
+        </w:rPr>
+        <w:t>. Нужно создать такие условия в физической реальности, чтобы тело могло рассматриваться как абстракция. Это первый шаг.</w:t>
+      </w:r>
+    </w:p>
+    <w:p>
+      <w:pPr>
+        <w:pStyle w:val="Quote"/>
+        <w:rPr>
+          <w:lang w:val="ru-RU"/>
+        </w:rPr>
+      </w:pPr>
+      <w:r>
+        <w:rPr>
+          <w:lang w:val="ru-RU"/>
+        </w:rPr>
+        <w:t xml:space="preserve">Пример: эксперимент с пером и железным ядром. Убрав сопротивление (откачав воздух), мы обнаружим, что они падают с одинаковой скоростью. Перо и ядро имеют разные размеры, структуру, плотность и </w:t>
+      </w:r>
+      <w:r>
+        <w:rPr>
+          <w:lang w:val="ru-RU"/>
+        </w:rPr>
+        <w:t>проч</w:t>
+      </w:r>
+      <w:r>
+        <w:rPr>
+          <w:lang w:val="ru-RU"/>
+        </w:rPr>
+        <w:t>. Но мы создали такие условия, где все это не имеет значения. Таким образом создана первая абстракция — материальная точка — то, у чего нет состава, структуры и</w:t>
+      </w:r>
+      <w:r>
+        <w:rPr>
+          <w:lang w:val="ru-RU"/>
+        </w:rPr>
+        <w:t xml:space="preserve"> </w:t>
+      </w:r>
+      <w:r>
+        <w:rPr>
+          <w:lang w:val="ru-RU"/>
+        </w:rPr>
+        <w:t>т</w:t>
+      </w:r>
+      <w:r>
+        <w:rPr>
+          <w:lang w:val="ru-RU"/>
+        </w:rPr>
+        <w:t>.</w:t>
+      </w:r>
+      <w:r>
+        <w:rPr>
+          <w:lang w:val="ru-RU"/>
+        </w:rPr>
+        <w:t>п.</w:t>
+      </w:r>
+    </w:p>
+    <w:p>
+      <w:pPr>
+        <w:rPr>
+          <w:rFonts w:ascii="Times New Roman" w:hAnsi="Times New Roman" w:cs="Times New Roman"/>
+          <w:sz w:val="24"/>
+          <w:szCs w:val="24"/>
+          <w:lang w:val="ru-RU"/>
+        </w:rPr>
+      </w:pPr>
+      <w:r>
+        <w:rPr>
+          <w:rFonts w:ascii="Times New Roman" w:hAnsi="Times New Roman" w:cs="Times New Roman"/>
+          <w:sz w:val="24"/>
+          <w:szCs w:val="24"/>
+          <w:lang w:val="ru-RU"/>
+        </w:rPr>
+        <w:t>Претензия: невозможно сделать нормальную идеализацию. Нельзя создать идеальные условия, нельзя (</w:t>
+      </w:r>
+      <w:r>
+        <w:rPr>
+          <w:rFonts w:ascii="Times New Roman" w:hAnsi="Times New Roman" w:cs="Times New Roman"/>
+          <w:sz w:val="24"/>
+          <w:szCs w:val="24"/>
+          <w:lang w:val="ru-RU"/>
+        </w:rPr>
+        <w:t xml:space="preserve">по крайней мере при </w:t>
+      </w:r>
+      <w:r>
+        <w:rPr>
+          <w:rFonts w:ascii="Times New Roman" w:hAnsi="Times New Roman" w:cs="Times New Roman"/>
+          <w:sz w:val="24"/>
+          <w:szCs w:val="24"/>
+          <w:lang w:val="ru-RU"/>
+        </w:rPr>
+        <w:t>Галиле</w:t>
+      </w:r>
+      <w:r>
+        <w:rPr>
+          <w:rFonts w:ascii="Times New Roman" w:hAnsi="Times New Roman" w:cs="Times New Roman"/>
+          <w:sz w:val="24"/>
+          <w:szCs w:val="24"/>
+          <w:lang w:val="ru-RU"/>
+        </w:rPr>
+        <w:t>е</w:t>
+      </w:r>
+      <w:r>
+        <w:rPr>
+          <w:rFonts w:ascii="Times New Roman" w:hAnsi="Times New Roman" w:cs="Times New Roman"/>
+          <w:sz w:val="24"/>
+          <w:szCs w:val="24"/>
+          <w:lang w:val="ru-RU"/>
+        </w:rPr>
+        <w:t xml:space="preserve">) откачать весь воздух и создать вакуум, но зато можно </w:t>
+      </w:r>
+      <w:r>
+        <w:rPr>
+          <w:rFonts w:ascii="Times New Roman" w:hAnsi="Times New Roman" w:cs="Times New Roman"/>
           <w:i/>
-        </w:rPr>
-        <w:t>абстракцией</w:t>
-      </w:r>
-      <w:r>
-        <w:t>. Нужно создать такие условия в физической реальности, чтобы тело могло рассматриваться как абстракция. Это первый шаг. Пример: эксперимент с пером и железным ядром. Убрав сопротивление (откачав воздух), мы обнаружим, что они падают с одинаковой скоростью. Перо и ядро имеют разные размеры, структуру, плотность и тп. Но мы создали такие условия, где все это не имеет значения. Таким образом создана первая абстракция — материальная точка — то, у чего нет состава, структуры итп.</w:t>
-      </w:r>
-    </w:p>
-    <w:p>
-      <w:r>
-        <w:t xml:space="preserve">Претензия: невозможно сделать нормальную идеализацию. Нельзя создать идеальные условия, нельзя (во времена Галилея) откачать весь воздух и создать вакуум, но зато можно </w:t>
-      </w:r>
-      <w:r>
-        <w:rPr>
+          <w:sz w:val="24"/>
+          <w:szCs w:val="24"/>
+          <w:lang w:val="ru-RU"/>
+        </w:rPr>
+        <w:t>вычистить</w:t>
+      </w:r>
+      <w:r>
+        <w:rPr>
+          <w:rFonts w:ascii="Times New Roman" w:hAnsi="Times New Roman" w:cs="Times New Roman"/>
+          <w:sz w:val="24"/>
+          <w:szCs w:val="24"/>
+          <w:lang w:val="ru-RU"/>
+        </w:rPr>
+        <w:t>, как ведет себя объект в идеальных условиях: сделать серию экспериментов, где будут изменяться условия; на основе этих изменений можно выявить тенденции, продолжения которых будут стремиться к идеальным условиям.</w:t>
+      </w:r>
+    </w:p>
+    <w:p>
+      <w:pPr>
+        <w:rPr>
+          <w:rFonts w:ascii="Times New Roman" w:hAnsi="Times New Roman" w:cs="Times New Roman"/>
+          <w:sz w:val="24"/>
+          <w:szCs w:val="24"/>
+          <w:lang w:val="ru-RU"/>
+        </w:rPr>
+      </w:pPr>
+      <w:r>
+        <w:rPr>
+          <w:rFonts w:ascii="Times New Roman" w:hAnsi="Times New Roman" w:cs="Times New Roman"/>
+          <w:sz w:val="24"/>
+          <w:szCs w:val="24"/>
+          <w:lang w:val="ru-RU"/>
+        </w:rPr>
+        <w:t xml:space="preserve">К1 = </w:t>
+      </w:r>
+      <w:r>
+        <w:rPr>
+          <w:rFonts w:ascii="Times New Roman" w:hAnsi="Times New Roman" w:cs="Times New Roman"/>
+          <w:sz w:val="24"/>
+          <w:szCs w:val="24"/>
+          <w:lang w:val="ru-RU"/>
+        </w:rPr>
+        <w:t>½</w:t>
+      </w:r>
+    </w:p>
+    <w:p>
+      <w:pPr>
+        <w:rPr>
+          <w:rFonts w:ascii="Times New Roman" w:hAnsi="Times New Roman" w:cs="Times New Roman"/>
+          <w:sz w:val="24"/>
+          <w:szCs w:val="24"/>
+          <w:lang w:val="ru-RU"/>
+        </w:rPr>
+      </w:pPr>
+      <w:r>
+        <w:rPr>
+          <w:rFonts w:ascii="Times New Roman" w:hAnsi="Times New Roman" w:cs="Times New Roman"/>
+          <w:sz w:val="24"/>
+          <w:szCs w:val="24"/>
+          <w:lang w:val="ru-RU"/>
+        </w:rPr>
+        <w:t xml:space="preserve">К2 = </w:t>
+      </w:r>
+      <w:r>
+        <w:rPr>
+          <w:rFonts w:ascii="Times New Roman" w:hAnsi="Times New Roman" w:cs="Times New Roman"/>
+          <w:sz w:val="24"/>
+          <w:szCs w:val="24"/>
+          <w:lang w:val="ru-RU"/>
+        </w:rPr>
+        <w:t>¼</w:t>
+      </w:r>
+    </w:p>
+    <w:p>
+      <w:pPr>
+        <w:rPr>
+          <w:rFonts w:ascii="Times New Roman" w:hAnsi="Times New Roman" w:cs="Times New Roman"/>
+          <w:sz w:val="24"/>
+          <w:szCs w:val="24"/>
+          <w:lang w:val="ru-RU"/>
+        </w:rPr>
+      </w:pPr>
+      <w:r>
+        <w:rPr>
+          <w:rFonts w:ascii="Times New Roman" w:hAnsi="Times New Roman" w:cs="Times New Roman"/>
+          <w:sz w:val="24"/>
+          <w:szCs w:val="24"/>
+          <w:lang w:val="ru-RU"/>
+        </w:rPr>
+        <w:t xml:space="preserve">К3 = </w:t>
+      </w:r>
+      <w:r>
+        <w:rPr>
+          <w:rFonts w:ascii="Times New Roman" w:hAnsi="Times New Roman" w:cs="Times New Roman"/>
+          <w:sz w:val="24"/>
+          <w:szCs w:val="24"/>
+          <w:lang w:val="ru-RU"/>
+        </w:rPr>
+        <w:t>⅛</w:t>
+      </w:r>
+    </w:p>
+    <w:p>
+      <w:pPr>
+        <w:rPr>
+          <w:rFonts w:ascii="Times New Roman" w:hAnsi="Times New Roman" w:cs="Times New Roman"/>
+          <w:sz w:val="24"/>
+          <w:szCs w:val="24"/>
+          <w:lang w:val="ru-RU"/>
+        </w:rPr>
+      </w:pPr>
+      <w:r>
+        <w:rPr>
+          <w:rFonts w:ascii="Times New Roman" w:hAnsi="Times New Roman" w:cs="Times New Roman"/>
+          <w:sz w:val="24"/>
+          <w:szCs w:val="24"/>
+          <w:lang w:val="ru-RU"/>
+        </w:rPr>
+        <w:t>…</w:t>
+      </w:r>
+    </w:p>
+    <w:p>
+      <w:pPr>
+        <w:rPr>
+          <w:rFonts w:ascii="Times New Roman" w:hAnsi="Times New Roman" w:cs="Times New Roman"/>
+          <w:sz w:val="24"/>
+          <w:szCs w:val="24"/>
+          <w:lang w:val="ru-RU"/>
+        </w:rPr>
+      </w:pPr>
+      <w:r>
+        <w:rPr>
+          <w:rFonts w:ascii="Times New Roman" w:hAnsi="Times New Roman" w:cs="Times New Roman"/>
+          <w:sz w:val="24"/>
+          <w:szCs w:val="24"/>
+          <w:lang w:val="ru-RU"/>
+        </w:rPr>
+        <w:t>К</w:t>
+      </w:r>
+      <w:r>
+        <w:rPr>
+          <w:lang w:val="ru-RU"/>
+        </w:rPr>
+        <w:t xml:space="preserve"> </w:t>
+      </w:r>
+      <w:r>
+        <w:rPr>
+          <w:rFonts w:ascii="Times New Roman" w:hAnsi="Times New Roman" w:cs="Times New Roman"/>
+          <w:sz w:val="24"/>
+          <w:szCs w:val="24"/>
+          <w:lang w:val="ru-RU"/>
+        </w:rPr>
+        <w:t>∞</w:t>
+      </w:r>
+      <w:r>
+        <w:rPr>
+          <w:rFonts w:ascii="Times New Roman" w:hAnsi="Times New Roman" w:cs="Times New Roman"/>
+          <w:sz w:val="24"/>
+          <w:szCs w:val="24"/>
+          <w:lang w:val="ru-RU"/>
+        </w:rPr>
+        <w:t xml:space="preserve"> = 1/</w:t>
+      </w:r>
+      <w:r>
+        <w:rPr>
+          <w:rFonts w:ascii="Times New Roman" w:hAnsi="Times New Roman" w:cs="Times New Roman"/>
+          <w:sz w:val="24"/>
+          <w:szCs w:val="24"/>
+          <w:lang w:val="ru-RU"/>
+        </w:rPr>
+        <w:t>∞</w:t>
+      </w:r>
+    </w:p>
+    <w:p>
+      <w:pPr>
+        <w:rPr>
+          <w:rFonts w:ascii="Times New Roman" w:hAnsi="Times New Roman" w:cs="Times New Roman"/>
+          <w:sz w:val="24"/>
+          <w:szCs w:val="24"/>
+          <w:lang w:val="ru-RU"/>
+        </w:rPr>
+      </w:pPr>
+      <w:r>
+        <w:rPr>
+          <w:rFonts w:ascii="Times New Roman" w:hAnsi="Times New Roman" w:cs="Times New Roman"/>
+          <w:sz w:val="24"/>
+          <w:szCs w:val="24"/>
+          <w:lang w:val="ru-RU"/>
+        </w:rPr>
+        <w:t>…</w:t>
+      </w:r>
+    </w:p>
+    <w:p>
+      <w:pPr>
+        <w:rPr>
+          <w:rFonts w:ascii="Times New Roman" w:hAnsi="Times New Roman" w:cs="Times New Roman"/>
+          <w:sz w:val="24"/>
+          <w:szCs w:val="24"/>
+          <w:lang w:val="ru-RU"/>
+        </w:rPr>
+      </w:pPr>
+      <w:r>
+        <w:rPr>
+          <w:rFonts w:ascii="Times New Roman" w:hAnsi="Times New Roman" w:cs="Times New Roman"/>
+          <w:sz w:val="24"/>
+          <w:szCs w:val="24"/>
+          <w:lang w:val="ru-RU"/>
+        </w:rPr>
+        <w:t>К</w:t>
+      </w:r>
+      <w:r>
+        <w:rPr>
+          <w:rFonts w:ascii="Times New Roman" w:hAnsi="Times New Roman" w:cs="Times New Roman"/>
+          <w:sz w:val="24"/>
+          <w:szCs w:val="24"/>
+        </w:rPr>
+        <w:t>x</w:t>
+      </w:r>
+      <w:r>
+        <w:rPr>
+          <w:rFonts w:ascii="Times New Roman" w:hAnsi="Times New Roman" w:cs="Times New Roman"/>
+          <w:sz w:val="24"/>
+          <w:szCs w:val="24"/>
+          <w:lang w:val="ru-RU"/>
+        </w:rPr>
+        <w:t xml:space="preserve"> = 0 — идеальное значение</w:t>
+      </w:r>
+    </w:p>
+    <w:p>
+      <w:pPr>
+        <w:rPr>
+          <w:rFonts w:ascii="Times New Roman" w:hAnsi="Times New Roman" w:cs="Times New Roman"/>
+          <w:sz w:val="24"/>
+          <w:szCs w:val="24"/>
+          <w:lang w:val="ru-RU"/>
+        </w:rPr>
+      </w:pPr>
+      <w:r>
+        <w:rPr>
+          <w:rFonts w:ascii="Times New Roman" w:hAnsi="Times New Roman" w:cs="Times New Roman"/>
+          <w:sz w:val="24"/>
+          <w:szCs w:val="24"/>
+          <w:lang w:val="ru-RU"/>
+        </w:rPr>
+        <w:t xml:space="preserve">Таким образом был </w:t>
+      </w:r>
+      <w:r>
+        <w:rPr>
+          <w:rFonts w:ascii="Times New Roman" w:hAnsi="Times New Roman" w:cs="Times New Roman"/>
+          <w:sz w:val="24"/>
+          <w:szCs w:val="24"/>
+          <w:lang w:val="ru-RU"/>
+        </w:rPr>
+        <w:t>создан</w:t>
+      </w:r>
+      <w:r>
+        <w:rPr>
+          <w:rFonts w:ascii="Times New Roman" w:hAnsi="Times New Roman" w:cs="Times New Roman"/>
+          <w:sz w:val="24"/>
+          <w:szCs w:val="24"/>
+          <w:lang w:val="ru-RU"/>
+        </w:rPr>
+        <w:t xml:space="preserve"> новый математический термин: </w:t>
+      </w:r>
+      <w:r>
+        <w:rPr>
+          <w:rFonts w:ascii="Times New Roman" w:hAnsi="Times New Roman" w:cs="Times New Roman"/>
+          <w:b/>
+          <w:bCs/>
+          <w:sz w:val="24"/>
+          <w:szCs w:val="24"/>
+          <w:lang w:val="ru-RU"/>
+        </w:rPr>
+        <w:t>математический анализ</w:t>
+      </w:r>
+      <w:r>
+        <w:rPr>
+          <w:rFonts w:ascii="Times New Roman" w:hAnsi="Times New Roman" w:cs="Times New Roman"/>
+          <w:sz w:val="24"/>
+          <w:szCs w:val="24"/>
+          <w:lang w:val="ru-RU"/>
+        </w:rPr>
+        <w:t xml:space="preserve">. </w:t>
+      </w:r>
+    </w:p>
+    <w:p>
+      <w:pPr>
+        <w:pStyle w:val="Heading2"/>
+        <w:rPr>
+          <w:lang w:val="ru-RU"/>
+        </w:rPr>
+      </w:pPr>
+      <w:r>
+        <w:rPr>
+          <w:lang w:val="ru-RU"/>
+        </w:rPr>
+        <w:t>Беспроигрышный вариант</w:t>
+      </w:r>
+    </w:p>
+    <w:p>
+      <w:pPr>
+        <w:rPr>
+          <w:rFonts w:ascii="Times New Roman" w:hAnsi="Times New Roman" w:cs="Times New Roman"/>
+          <w:sz w:val="24"/>
+          <w:szCs w:val="24"/>
+          <w:lang w:val="ru-RU"/>
+        </w:rPr>
+      </w:pPr>
+      <w:r>
+        <w:rPr>
+          <w:rFonts w:ascii="Times New Roman" w:hAnsi="Times New Roman" w:cs="Times New Roman"/>
+          <w:sz w:val="24"/>
+          <w:szCs w:val="24"/>
+          <w:lang w:val="ru-RU"/>
+        </w:rPr>
+        <w:t xml:space="preserve">Ещё претензия: у нас нет оснований полагать, что в </w:t>
+      </w:r>
+      <w:r>
+        <w:rPr>
+          <w:rFonts w:ascii="Times New Roman" w:hAnsi="Times New Roman" w:cs="Times New Roman"/>
+          <w:sz w:val="24"/>
+          <w:szCs w:val="24"/>
+          <w:lang w:val="ru-RU"/>
+        </w:rPr>
+        <w:t>…</w:t>
+      </w:r>
+      <w:r>
+        <w:rPr>
+          <w:rFonts w:ascii="Times New Roman" w:hAnsi="Times New Roman" w:cs="Times New Roman"/>
+          <w:sz w:val="24"/>
+          <w:szCs w:val="24"/>
+          <w:lang w:val="ru-RU"/>
+        </w:rPr>
+        <w:t>К</w:t>
+      </w:r>
+      <w:r>
+        <w:rPr>
+          <w:rFonts w:ascii="Times New Roman" w:hAnsi="Times New Roman" w:cs="Times New Roman"/>
+          <w:sz w:val="24"/>
+          <w:szCs w:val="24"/>
+          <w:lang w:val="ru-RU"/>
+        </w:rPr>
+        <w:t>∞</w:t>
+      </w:r>
+      <w:r>
+        <w:rPr>
+          <w:rFonts w:ascii="Times New Roman" w:hAnsi="Times New Roman" w:cs="Times New Roman"/>
+          <w:sz w:val="24"/>
+          <w:szCs w:val="24"/>
+          <w:lang w:val="ru-RU"/>
+        </w:rPr>
+        <w:t>…</w:t>
+      </w:r>
+      <w:r>
+        <w:rPr>
+          <w:rFonts w:ascii="Times New Roman" w:hAnsi="Times New Roman" w:cs="Times New Roman"/>
+          <w:sz w:val="24"/>
+          <w:szCs w:val="24"/>
+          <w:lang w:val="ru-RU"/>
+        </w:rPr>
+        <w:t xml:space="preserve"> не найдется значения, при котором система выйдет из последовательности и разорвется. Ответ: нужно второй метод: </w:t>
+      </w:r>
+      <w:r>
+        <w:rPr>
+          <w:rFonts w:ascii="Times New Roman" w:hAnsi="Times New Roman" w:cs="Times New Roman"/>
+          <w:b/>
+          <w:bCs/>
+          <w:iCs/>
+          <w:sz w:val="24"/>
+          <w:szCs w:val="24"/>
+          <w:lang w:val="ru-RU"/>
+        </w:rPr>
+        <w:lastRenderedPageBreak/>
+        <w:t>материализация</w:t>
+      </w:r>
+      <w:r>
+        <w:rPr>
+          <w:rFonts w:ascii="Times New Roman" w:hAnsi="Times New Roman" w:cs="Times New Roman"/>
+          <w:sz w:val="24"/>
+          <w:szCs w:val="24"/>
+          <w:lang w:val="ru-RU"/>
+        </w:rPr>
+        <w:t xml:space="preserve">. Нужно вспомнить, что под идеализированной абстракцией скрыта реальная единичная вещь и провести </w:t>
+      </w:r>
+      <w:r>
+        <w:rPr>
+          <w:rFonts w:ascii="Times New Roman" w:hAnsi="Times New Roman" w:cs="Times New Roman"/>
           <w:i/>
-        </w:rPr>
-        <w:t>вычистить</w:t>
-      </w:r>
-      <w:r>
-        <w:t>, как ведет себя объект в идеальных условиях: сделать серию экспериментов, где будут изменяться условия; на основе этих изменений можно выявить тенденции, продолжения которых будут стремиться к идеальным условиям. К1 = 1/2 К2 = 1/4 К3 = 1/8 … …бесконечность К… … Кx = 0 — идеальное значение</w:t>
-      </w:r>
-    </w:p>
-    <w:p>
-      <w:r>
-        <w:t xml:space="preserve">Таким образом был выявлен новый математический термин: математический анализ. Ещё претензия: у нас нет оснований полагать, что в бесконечности К не найдется значения, при котором система выйдет из последовательности и разорвется. Ответ: нужно второй метод: </w:t>
-      </w:r>
-      <w:r>
-        <w:rPr>
+          <w:iCs/>
+          <w:sz w:val="24"/>
+          <w:szCs w:val="24"/>
+          <w:lang w:val="ru-RU"/>
+        </w:rPr>
+        <w:t>коррекцию</w:t>
+      </w:r>
+      <w:r>
+        <w:rPr>
+          <w:rFonts w:ascii="Times New Roman" w:hAnsi="Times New Roman" w:cs="Times New Roman"/>
+          <w:sz w:val="24"/>
+          <w:szCs w:val="24"/>
+          <w:lang w:val="ru-RU"/>
+        </w:rPr>
+        <w:t>: увидеть тот фактор, который не был учтен при идеализации.</w:t>
+      </w:r>
+    </w:p>
+    <w:p>
+      <w:pPr>
+        <w:rPr>
+          <w:rFonts w:ascii="Times New Roman" w:hAnsi="Times New Roman" w:cs="Times New Roman"/>
+          <w:sz w:val="24"/>
+          <w:szCs w:val="24"/>
+          <w:lang w:val="ru-RU"/>
+        </w:rPr>
+      </w:pPr>
+      <w:proofErr w:type="gramStart"/>
+      <w:r>
+        <w:rPr>
+          <w:rFonts w:ascii="Times New Roman" w:hAnsi="Times New Roman" w:cs="Times New Roman"/>
+          <w:sz w:val="24"/>
+          <w:szCs w:val="24"/>
+          <w:lang w:val="ru-RU"/>
+        </w:rPr>
+        <w:t>![</w:t>
+      </w:r>
+      <w:proofErr w:type="gramEnd"/>
+      <w:r>
+        <w:rPr>
+          <w:rFonts w:ascii="Times New Roman" w:hAnsi="Times New Roman" w:cs="Times New Roman"/>
+          <w:sz w:val="24"/>
+          <w:szCs w:val="24"/>
+          <w:lang w:val="ru-RU"/>
+        </w:rPr>
+        <w:t>[</w:t>
+      </w:r>
+      <w:r>
+        <w:rPr>
+          <w:rFonts w:ascii="Times New Roman" w:hAnsi="Times New Roman" w:cs="Times New Roman"/>
+          <w:sz w:val="24"/>
+          <w:szCs w:val="24"/>
+        </w:rPr>
+        <w:t>Drawing</w:t>
+      </w:r>
+      <w:r>
+        <w:rPr>
+          <w:rFonts w:ascii="Times New Roman" w:hAnsi="Times New Roman" w:cs="Times New Roman"/>
+          <w:sz w:val="24"/>
+          <w:szCs w:val="24"/>
+          <w:lang w:val="ru-RU"/>
+        </w:rPr>
+        <w:t xml:space="preserve"> 1.</w:t>
+      </w:r>
+      <w:proofErr w:type="spellStart"/>
+      <w:r>
+        <w:rPr>
+          <w:rFonts w:ascii="Times New Roman" w:hAnsi="Times New Roman" w:cs="Times New Roman"/>
+          <w:sz w:val="24"/>
+          <w:szCs w:val="24"/>
+        </w:rPr>
+        <w:t>png</w:t>
+      </w:r>
+      <w:proofErr w:type="spellEnd"/>
+      <w:r>
+        <w:rPr>
+          <w:rFonts w:ascii="Times New Roman" w:hAnsi="Times New Roman" w:cs="Times New Roman"/>
+          <w:sz w:val="24"/>
+          <w:szCs w:val="24"/>
+          <w:lang w:val="ru-RU"/>
+        </w:rPr>
+        <w:t>]]</w:t>
+      </w:r>
+    </w:p>
+    <w:p>
+      <w:pPr>
+        <w:rPr>
+          <w:rFonts w:ascii="Times New Roman" w:hAnsi="Times New Roman" w:cs="Times New Roman"/>
+          <w:sz w:val="24"/>
+          <w:szCs w:val="24"/>
+          <w:lang w:val="ru-RU"/>
+        </w:rPr>
+      </w:pPr>
+      <w:r>
+        <w:rPr>
+          <w:rFonts w:ascii="Times New Roman" w:hAnsi="Times New Roman" w:cs="Times New Roman"/>
+          <w:sz w:val="24"/>
+          <w:szCs w:val="24"/>
+          <w:lang w:val="ru-RU"/>
+        </w:rPr>
+        <w:t>Получается система, в которой невозможно проиграть</w:t>
+      </w:r>
+      <w:r>
+        <w:rPr>
+          <w:rFonts w:ascii="Times New Roman" w:hAnsi="Times New Roman" w:cs="Times New Roman"/>
+          <w:sz w:val="24"/>
+          <w:szCs w:val="24"/>
+          <w:lang w:val="ru-RU"/>
+        </w:rPr>
+        <w:t>: если мы создали работающую модель — прекрасно, если мы вынуждены ввести в модель новый фактор — это наверняка научное открытие! Так, например, был открыт Нептун.</w:t>
+      </w:r>
+    </w:p>
+    <w:p>
+      <w:pPr>
+        <w:rPr>
+          <w:rFonts w:ascii="Times New Roman" w:hAnsi="Times New Roman" w:cs="Times New Roman"/>
+          <w:sz w:val="24"/>
+          <w:szCs w:val="24"/>
+          <w:lang w:val="ru-RU"/>
+        </w:rPr>
+      </w:pPr>
+      <w:r>
+        <w:rPr>
+          <w:rFonts w:ascii="Times New Roman" w:hAnsi="Times New Roman" w:cs="Times New Roman"/>
+          <w:sz w:val="24"/>
+          <w:szCs w:val="24"/>
+          <w:lang w:val="ru-RU"/>
+        </w:rPr>
+        <w:t>Такая система не может быть опровергнута, потому что любое опровержение лишь поспособствует расширению модели. Минус этой системы в том, что она не учитывает субъект, поэтому она применима не ко всему. Чтобы человек мог быть включен в модель, нужно опять, что делает человека человеком, что такое сознание.</w:t>
+      </w:r>
+    </w:p>
+    <w:p>
+      <w:pPr>
+        <w:rPr>
+          <w:rFonts w:ascii="Times New Roman" w:hAnsi="Times New Roman" w:cs="Times New Roman"/>
+          <w:sz w:val="24"/>
+          <w:szCs w:val="24"/>
+          <w:lang w:val="ru-RU"/>
+        </w:rPr>
+      </w:pPr>
+      <w:r>
+        <w:rPr>
+          <w:rFonts w:ascii="Times New Roman" w:hAnsi="Times New Roman" w:cs="Times New Roman"/>
+          <w:sz w:val="24"/>
+          <w:szCs w:val="24"/>
+          <w:lang w:val="ru-RU"/>
+        </w:rPr>
+        <w:t xml:space="preserve">Идеализацию и материализацию можно сравнивать с </w:t>
+      </w:r>
+      <w:r>
+        <w:rPr>
+          <w:rFonts w:ascii="Times New Roman" w:hAnsi="Times New Roman" w:cs="Times New Roman"/>
           <w:i/>
-        </w:rPr>
-        <w:t>материализация</w:t>
-      </w:r>
-      <w:r>
-        <w:t>. Нужно вспомнить, что под идеализированной абстракцией скрыта реальная единичная вещь и провести коррекцию: увидеть тот фактор, который не был учтен при идеализации.</w:t>
-      </w:r>
-    </w:p>
-    <w:p>
-      <w:r>
-        <w:t>![[Drawing 1.png]]</w:t>
-      </w:r>
-    </w:p>
-    <w:p>
-      <w:r>
-        <w:t>Эта игра всегда выигрышная: если мы создали работающую модель — прекрасно, если мы вынуждены ввести в модель новый фактор — это наверняка научное открытие! Так, например, был открыт Нептун.</w:t>
-      </w:r>
-    </w:p>
-    <w:p>
-      <w:r>
-        <w:t>Такая система не может быть опровергнута, потому что любое опровержение лишь поспособствует расширению модели. Минус этой системы в том, что она не учитывает субъект, поэтому она применима не ко всему. Чтобы человек мог быть включен в модель, нужно опять, что делает человека человеком, что такое сознание.</w:t>
-      </w:r>
-    </w:p>
-    <w:p>
-      <w:r>
-        <w:t>Идеализацию и материализацию можно сравнивать с обобщением и конкретизацией Платона, только вместе обобщения нескольких единичных вещей происходит обобщение одной вещи сразу до всех и конкретизация обратно до единичной; при этом идеализация напоминает Аристотелевское стремление к Нусу (с той разницей, что мы вмешались и самостоятельно привели вещь в идеальное состояние), а материализация — Платона, где идеи воплощаются в физическом мире.</w:t>
-      </w:r>
-    </w:p>
-    <w:p/>
+          <w:iCs/>
+          <w:sz w:val="24"/>
+          <w:szCs w:val="24"/>
+          <w:lang w:val="ru-RU"/>
+        </w:rPr>
+        <w:t>обобщением</w:t>
+      </w:r>
+      <w:r>
+        <w:rPr>
+          <w:rFonts w:ascii="Times New Roman" w:hAnsi="Times New Roman" w:cs="Times New Roman"/>
+          <w:sz w:val="24"/>
+          <w:szCs w:val="24"/>
+          <w:lang w:val="ru-RU"/>
+        </w:rPr>
+        <w:t xml:space="preserve"> и </w:t>
+      </w:r>
+      <w:r>
+        <w:rPr>
+          <w:rFonts w:ascii="Times New Roman" w:hAnsi="Times New Roman" w:cs="Times New Roman"/>
+          <w:i/>
+          <w:iCs/>
+          <w:sz w:val="24"/>
+          <w:szCs w:val="24"/>
+          <w:lang w:val="ru-RU"/>
+        </w:rPr>
+        <w:t>конкретизацией</w:t>
+      </w:r>
+      <w:r>
+        <w:rPr>
+          <w:rFonts w:ascii="Times New Roman" w:hAnsi="Times New Roman" w:cs="Times New Roman"/>
+          <w:sz w:val="24"/>
+          <w:szCs w:val="24"/>
+          <w:lang w:val="ru-RU"/>
+        </w:rPr>
+        <w:t xml:space="preserve"> Платона, только вмест</w:t>
+      </w:r>
+      <w:r>
+        <w:rPr>
+          <w:rFonts w:ascii="Times New Roman" w:hAnsi="Times New Roman" w:cs="Times New Roman"/>
+          <w:sz w:val="24"/>
+          <w:szCs w:val="24"/>
+          <w:lang w:val="ru-RU"/>
+        </w:rPr>
+        <w:t>о</w:t>
+      </w:r>
+      <w:r>
+        <w:rPr>
+          <w:rFonts w:ascii="Times New Roman" w:hAnsi="Times New Roman" w:cs="Times New Roman"/>
+          <w:sz w:val="24"/>
+          <w:szCs w:val="24"/>
+          <w:lang w:val="ru-RU"/>
+        </w:rPr>
+        <w:t xml:space="preserve"> </w:t>
+      </w:r>
+      <w:r>
+        <w:rPr>
+          <w:rFonts w:ascii="Times New Roman" w:hAnsi="Times New Roman" w:cs="Times New Roman"/>
+          <w:i/>
+          <w:iCs/>
+          <w:sz w:val="24"/>
+          <w:szCs w:val="24"/>
+          <w:lang w:val="ru-RU"/>
+        </w:rPr>
+        <w:t>обобщения</w:t>
+      </w:r>
+      <w:r>
+        <w:rPr>
+          <w:rFonts w:ascii="Times New Roman" w:hAnsi="Times New Roman" w:cs="Times New Roman"/>
+          <w:sz w:val="24"/>
+          <w:szCs w:val="24"/>
+          <w:lang w:val="ru-RU"/>
+        </w:rPr>
+        <w:t xml:space="preserve"> нескольких единичных вещей происходит обобщение одной вещи сразу до всех и </w:t>
+      </w:r>
+      <w:r>
+        <w:rPr>
+          <w:rFonts w:ascii="Times New Roman" w:hAnsi="Times New Roman" w:cs="Times New Roman"/>
+          <w:i/>
+          <w:iCs/>
+          <w:sz w:val="24"/>
+          <w:szCs w:val="24"/>
+          <w:lang w:val="ru-RU"/>
+        </w:rPr>
+        <w:t>конкретизация</w:t>
+      </w:r>
+      <w:r>
+        <w:rPr>
+          <w:rFonts w:ascii="Times New Roman" w:hAnsi="Times New Roman" w:cs="Times New Roman"/>
+          <w:sz w:val="24"/>
+          <w:szCs w:val="24"/>
+          <w:lang w:val="ru-RU"/>
+        </w:rPr>
+        <w:t xml:space="preserve"> обратно до единичной; при этом идеализация напоминает Аристотелевское стремление к </w:t>
+      </w:r>
+      <w:r>
+        <w:rPr>
+          <w:rFonts w:ascii="Times New Roman" w:hAnsi="Times New Roman" w:cs="Times New Roman"/>
+          <w:i/>
+          <w:iCs/>
+          <w:sz w:val="24"/>
+          <w:szCs w:val="24"/>
+          <w:lang w:val="ru-RU"/>
+        </w:rPr>
+        <w:t>н</w:t>
+      </w:r>
+      <w:r>
+        <w:rPr>
+          <w:rFonts w:ascii="Times New Roman" w:hAnsi="Times New Roman" w:cs="Times New Roman"/>
+          <w:i/>
+          <w:iCs/>
+          <w:sz w:val="24"/>
+          <w:szCs w:val="24"/>
+          <w:lang w:val="ru-RU"/>
+        </w:rPr>
+        <w:t>усу</w:t>
+      </w:r>
+      <w:r>
+        <w:rPr>
+          <w:rFonts w:ascii="Times New Roman" w:hAnsi="Times New Roman" w:cs="Times New Roman"/>
+          <w:sz w:val="24"/>
+          <w:szCs w:val="24"/>
+          <w:lang w:val="ru-RU"/>
+        </w:rPr>
+        <w:t xml:space="preserve"> (с той разницей, что мы вмешались и самостоятельно привели вещь в идеальное состояние), а материализация — Платона, где идеи воплощаются в физическом мире.</w:t>
+      </w:r>
+    </w:p>
+    <w:p>
+      <w:pPr>
+        <w:rPr>
+          <w:rFonts w:ascii="Times New Roman" w:hAnsi="Times New Roman" w:cs="Times New Roman"/>
+          <w:sz w:val="24"/>
+          <w:szCs w:val="24"/>
+          <w:lang w:val="ru-RU"/>
+        </w:rPr>
+      </w:pPr>
+    </w:p>
     <w:sectPr>
       <w:pgSz w:w="12240" w:h="15840"/>
       <w:pgMar w:top="1440" w:right="1440" w:bottom="1440" w:left="1440" w:header="720" w:footer="720" w:gutter="0"/>
@@ -757,6 +2536,29 @@
       <w:szCs w:val="28"/>
     </w:rPr>
   </w:style>
+  <w:style w:type="paragraph" w:styleId="Heading3">
+    <w:name w:val="heading 3"/>
+    <w:basedOn w:val="Normal"/>
+    <w:next w:val="Normal"/>
+    <w:link w:val="Heading3Char"/>
+    <w:uiPriority w:val="9"/>
+    <w:semiHidden/>
+    <w:unhideWhenUsed/>
+    <w:qFormat/>
+    <w:rsid w:val="00B735C0"/>
+    <w:pPr>
+      <w:keepNext/>
+      <w:keepLines/>
+      <w:spacing w:before="40" w:after="0"/>
+      <w:outlineLvl w:val="2"/>
+    </w:pPr>
+    <w:rPr>
+      <w:rFonts w:asciiTheme="majorHAnsi" w:eastAsiaTheme="majorEastAsia" w:hAnsiTheme="majorHAnsi" w:cstheme="majorBidi"/>
+      <w:color w:val="243F60" w:themeColor="accent1" w:themeShade="7F"/>
+      <w:sz w:val="24"/>
+      <w:szCs w:val="24"/>
+    </w:rPr>
+  </w:style>
   <w:style w:type="character" w:default="1" w:styleId="DefaultParagraphFont">
     <w:name w:val="Default Paragraph Font"/>
     <w:uiPriority w:val="1"/>
@@ -783,6 +2585,51 @@
     <w:uiPriority w:val="99"/>
     <w:semiHidden/>
     <w:unhideWhenUsed/>
+  </w:style>
+  <w:style w:type="character" w:customStyle="1" w:styleId="Heading3Char">
+    <w:name w:val="Heading 3 Char"/>
+    <w:basedOn w:val="DefaultParagraphFont"/>
+    <w:link w:val="Heading3"/>
+    <w:uiPriority w:val="9"/>
+    <w:semiHidden/>
+    <w:rsid w:val="00B735C0"/>
+    <w:rPr>
+      <w:rFonts w:asciiTheme="majorHAnsi" w:eastAsiaTheme="majorEastAsia" w:hAnsiTheme="majorHAnsi" w:cstheme="majorBidi"/>
+      <w:color w:val="243F60" w:themeColor="accent1" w:themeShade="7F"/>
+      <w:sz w:val="24"/>
+      <w:szCs w:val="24"/>
+    </w:rPr>
+  </w:style>
+  <w:style w:type="paragraph" w:styleId="Quote">
+    <w:name w:val="Quote"/>
+    <w:basedOn w:val="Normal"/>
+    <w:next w:val="Normal"/>
+    <w:link w:val="QuoteChar"/>
+    <w:uiPriority w:val="29"/>
+    <w:qFormat/>
+    <w:rsid w:val="00A578D6"/>
+    <w:pPr>
+      <w:spacing w:before="200"/>
+      <w:ind w:left="864" w:right="864"/>
+      <w:jc w:val="center"/>
+    </w:pPr>
+    <w:rPr>
+      <w:i/>
+      <w:iCs/>
+      <w:color w:val="404040" w:themeColor="text1" w:themeTint="BF"/>
+    </w:rPr>
+  </w:style>
+  <w:style w:type="character" w:customStyle="1" w:styleId="QuoteChar">
+    <w:name w:val="Quote Char"/>
+    <w:basedOn w:val="DefaultParagraphFont"/>
+    <w:link w:val="Quote"/>
+    <w:uiPriority w:val="29"/>
+    <w:rsid w:val="00A578D6"/>
+    <w:rPr>
+      <w:i/>
+      <w:iCs/>
+      <w:color w:val="404040" w:themeColor="text1" w:themeTint="BF"/>
+    </w:rPr>
   </w:style>
 </w:styles>
 </file>

--- a/public/lesson-16.docx
+++ b/public/lesson-16.docx
@@ -1703,61 +1703,55 @@
           <w:lang w:val="ru-RU"/>
         </w:rPr>
       </w:pPr>
-      <w:proofErr w:type="gramStart"/>
-      <w:r>
-        <w:rPr>
-          <w:rFonts w:ascii="Times New Roman" w:hAnsi="Times New Roman" w:cs="Times New Roman"/>
-          <w:sz w:val="24"/>
-          <w:szCs w:val="24"/>
-          <w:lang w:val="ru-RU"/>
-        </w:rPr>
-        <w:t>![</w:t>
-      </w:r>
-      <w:proofErr w:type="gramEnd"/>
-      <w:r>
-        <w:rPr>
-          <w:rFonts w:ascii="Times New Roman" w:hAnsi="Times New Roman" w:cs="Times New Roman"/>
-          <w:sz w:val="24"/>
-          <w:szCs w:val="24"/>
-          <w:lang w:val="ru-RU"/>
-        </w:rPr>
-        <w:t>[</w:t>
-      </w:r>
-      <w:r>
-        <w:rPr>
-          <w:rFonts w:ascii="Times New Roman" w:hAnsi="Times New Roman" w:cs="Times New Roman"/>
-          <w:sz w:val="24"/>
-          <w:szCs w:val="24"/>
-        </w:rPr>
-        <w:t>Drawing</w:t>
-      </w:r>
-      <w:r>
-        <w:rPr>
-          <w:rFonts w:ascii="Times New Roman" w:hAnsi="Times New Roman" w:cs="Times New Roman"/>
-          <w:sz w:val="24"/>
-          <w:szCs w:val="24"/>
-          <w:lang w:val="ru-RU"/>
-        </w:rPr>
-        <w:t xml:space="preserve"> 1.</w:t>
-      </w:r>
-      <w:proofErr w:type="spellStart"/>
-      <w:r>
-        <w:rPr>
-          <w:rFonts w:ascii="Times New Roman" w:hAnsi="Times New Roman" w:cs="Times New Roman"/>
-          <w:sz w:val="24"/>
-          <w:szCs w:val="24"/>
-        </w:rPr>
-        <w:t>png</w:t>
-      </w:r>
-      <w:proofErr w:type="spellEnd"/>
-      <w:r>
-        <w:rPr>
-          <w:rFonts w:ascii="Times New Roman" w:hAnsi="Times New Roman" w:cs="Times New Roman"/>
-          <w:sz w:val="24"/>
-          <w:szCs w:val="24"/>
-          <w:lang w:val="ru-RU"/>
-        </w:rPr>
-        <w:t>]]</w:t>
+      <w:r>
+        <w:rPr>
+          <w:rFonts w:ascii="Times New Roman" w:hAnsi="Times New Roman" w:cs="Times New Roman"/>
+          <w:noProof/>
+          <w:sz w:val="24"/>
+          <w:szCs w:val="24"/>
+          <w:lang w:val="ru-RU"/>
+        </w:rPr>
+        <w:drawing>
+          <wp:inline distT="0" distB="0" distL="0" distR="0">
+            <wp:extent cx="5943600" cy="2708910"/>
+            <wp:effectExtent l="0" t="0" r="0" b="0"/>
+            <wp:docPr id="1895339970" name="Picture 1"/>
+            <wp:cNvGraphicFramePr>
+              <a:graphicFrameLocks xmlns:a="http://schemas.openxmlformats.org/drawingml/2006/main" noChangeAspect="1"/>
+            </wp:cNvGraphicFramePr>
+            <a:graphic xmlns:a="http://schemas.openxmlformats.org/drawingml/2006/main">
+              <a:graphicData uri="http://schemas.openxmlformats.org/drawingml/2006/picture">
+                <pic:pic xmlns:pic="http://schemas.openxmlformats.org/drawingml/2006/picture">
+                  <pic:nvPicPr>
+                    <pic:cNvPr id="1895339970" name="Picture 1895339970"/>
+                    <pic:cNvPicPr/>
+                  </pic:nvPicPr>
+                  <pic:blipFill>
+                    <a:blip r:embed="rId5" cstate="print">
+                      <a:extLst>
+                        <a:ext uri="{28A0092B-C50C-407E-A947-70E740481C1C}">
+                          <a14:useLocalDpi xmlns:a14="http://schemas.microsoft.com/office/drawing/2010/main" val="0"/>
+                        </a:ext>
+                      </a:extLst>
+                    </a:blip>
+                    <a:stretch>
+                      <a:fillRect/>
+                    </a:stretch>
+                  </pic:blipFill>
+                  <pic:spPr>
+                    <a:xfrm>
+                      <a:off x="0" y="0"/>
+                      <a:ext cx="5943600" cy="2708910"/>
+                    </a:xfrm>
+                    <a:prstGeom prst="rect">
+                      <a:avLst/>
+                    </a:prstGeom>
+                  </pic:spPr>
+                </pic:pic>
+              </a:graphicData>
+            </a:graphic>
+          </wp:inline>
+        </w:drawing>
       </w:r>
     </w:p>
     <w:p>

--- a/public/lesson-16.docx
+++ b/public/lesson-16.docx
@@ -4,6 +4,144 @@
   <w:body>
     <w:p>
       <w:pPr>
+        <w:rPr>
+          <w:lang w:val="ru-RU"/>
+        </w:rPr>
+      </w:pPr>
+      <w:r>
+        <w:rPr>
+          <w:lang w:val="ru-RU"/>
+        </w:rPr>
+        <w:t>#78. Переход к экспериментальной науке связан не с отказом от "метафизических / религиозных предрассудков" и обращению к некоему варианту здравого смысла (к познанию с опорой на "факты"), а с категорическим разрывом со здравым смыслом – который не смогли совершить в своё время античная метафизика и христианская теология, а потому столкнулись с серьёзными затруднениями;</w:t>
+      </w:r>
+    </w:p>
+    <w:p>
+      <w:pPr>
+        <w:rPr>
+          <w:lang w:val="ru-RU"/>
+        </w:rPr>
+      </w:pPr>
+      <w:r>
+        <w:rPr>
+          <w:lang w:val="ru-RU"/>
+        </w:rPr>
+        <w:t>#79. "Здравый смысл" – это доверие человека к собственным мыслительным конструкциям, выработанное к результате опыта приспособления к окружающей среде; в связи с этим разрыв со здравым смыслом означает разработку метода познания, где роль человеческого мышления сведена к минимуму – процесс мышления с его выводами не ограничивается умозрительной, ментальной формой, а определённым образом воплощается в физической реальности;</w:t>
+      </w:r>
+    </w:p>
+    <w:p>
+      <w:pPr>
+        <w:rPr>
+          <w:lang w:val="ru-RU"/>
+        </w:rPr>
+      </w:pPr>
+      <w:r>
+        <w:rPr>
+          <w:lang w:val="ru-RU"/>
+        </w:rPr>
+        <w:t>#80. Два фундаментальных принципа Галилея: нет необходимости в первопричине для начала движения ("принцип инерции") – представление здравого смысла о необходимости "первопричины" вытекает из опыта человеческой адаптации к окружающей среде, где действует сила трения / сопротивление среды; из этого следует, что принципиально невозможно отличить равномерное и однонаправленное движение от состояния покоя ("принцип относительности") – поэтому можно выбрать любую инерциальную систему в качестве точки отсчета, что придает познанию природы локальный характер;</w:t>
+      </w:r>
+    </w:p>
+    <w:p>
+      <w:pPr>
+        <w:rPr>
+          <w:lang w:val="ru-RU"/>
+        </w:rPr>
+      </w:pPr>
+      <w:r>
+        <w:rPr>
+          <w:lang w:val="ru-RU"/>
+        </w:rPr>
+        <w:t>#81. Для создания процедуры научного эксперимента требовалось порвать с позицией созерцательного познания / наблюдения за "естественным" ходом вещей: необходимо вмешательство, чтобы перестроить познание с поиска "универсалий", описывающих связи / структуры наблюдаемых вещей, на выявление "скрытого процесса" ("latentis processus"), который привёл к их текущему состоянию (Фрэнсис Бэкон);</w:t>
+      </w:r>
+    </w:p>
+    <w:p>
+      <w:pPr>
+        <w:rPr>
+          <w:lang w:val="ru-RU"/>
+        </w:rPr>
+      </w:pPr>
+      <w:r>
+        <w:rPr>
+          <w:lang w:val="ru-RU"/>
+        </w:rPr>
+        <w:t xml:space="preserve">#82. Первый этап процедуры эксперимента – создать для данной конкретной вещи такие условия в физической реальности, чтобы её можно было бы рассматривать как проявление "закона природы" ("lex naturae"), относящегося ко всем вещам, то есть – как математическую </w:t>
+      </w:r>
+      <w:proofErr w:type="gramStart"/>
+      <w:r>
+        <w:rPr>
+          <w:lang w:val="ru-RU"/>
+        </w:rPr>
+        <w:t>абстракцию  (</w:t>
+      </w:r>
+      <w:proofErr w:type="gramEnd"/>
+      <w:r>
+        <w:rPr>
+          <w:lang w:val="ru-RU"/>
+        </w:rPr>
+        <w:t>"идеализация");</w:t>
+      </w:r>
+    </w:p>
+    <w:p>
+      <w:pPr>
+        <w:rPr>
+          <w:lang w:val="ru-RU"/>
+        </w:rPr>
+      </w:pPr>
+      <w:r>
+        <w:rPr>
+          <w:lang w:val="ru-RU"/>
+        </w:rPr>
+        <w:t>#83. Успешность процедуры идеализации определяется не достижением "стерильных", "идеальных" условий, из которых полностью исключено влияние внешних факторов, но созданием серии экспериментальных ситуаций с целью последующего вычисления каков будет результат в этих "идеальных условиях" (зарождение математического анализа как инструмента моделирования физических процессов);</w:t>
+      </w:r>
+    </w:p>
+    <w:p>
+      <w:pPr>
+        <w:rPr>
+          <w:lang w:val="ru-RU"/>
+        </w:rPr>
+      </w:pPr>
+      <w:r>
+        <w:rPr>
+          <w:lang w:val="ru-RU"/>
+        </w:rPr>
+        <w:t>#84. Второй этап процедуры эксперимента – проверка соответствия математической модели поведению конкретного объекта в экспериментальной ситуации – подтверждает модель или выявляет те скрытые факторы, которые не были включены в идеализацию на первом этапе, что определяет специфику научного открытия (верификация / "материализация");</w:t>
+      </w:r>
+    </w:p>
+    <w:p>
+      <w:pPr>
+        <w:rPr>
+          <w:lang w:val="ru-RU"/>
+        </w:rPr>
+      </w:pPr>
+      <w:r>
+        <w:rPr>
+          <w:lang w:val="ru-RU"/>
+        </w:rPr>
+        <w:t>#85. В результате в рамках экспериментальной процедуры происходит "охват всей реальности" за счёт двух равноправных компонентов: идеализация – часть реальности в сжатом, математическом виде (абстракция), материализация (верификация) – всё, что не попало в идеализированную схему, неизбежно проявляет себя в реальном эксперименте («отклонение от модели — это тоже часть модели»);</w:t>
+      </w:r>
+    </w:p>
+    <w:p>
+      <w:pPr>
+        <w:rPr>
+          <w:lang w:val="ru-RU"/>
+        </w:rPr>
+      </w:pPr>
+      <w:r>
+        <w:rPr>
+          <w:lang w:val="ru-RU"/>
+        </w:rPr>
+        <w:t xml:space="preserve">#86. Выполняются оба условия достижения "истинного знания" – "обобщение" (=идеализация) и "конкретизация" (=материализация), где ни абстрактные обобщения, ни эмпирический опыт не </w:t>
+      </w:r>
+      <w:r>
+        <w:rPr>
+          <w:lang w:val="ru-RU"/>
+        </w:rPr>
+        <w:lastRenderedPageBreak/>
+        <w:t>принимаются как источники достоверности, но осуществляется их взаимокоррекция в рамках итеративного исследовательского процесса.</w:t>
+      </w:r>
+    </w:p>
+    <w:p>
+      <w:pPr>
         <w:pStyle w:val="Heading2"/>
         <w:rPr>
           <w:lang w:val="ru-RU"/>
@@ -991,18 +1129,8 @@
           <w:szCs w:val="24"/>
           <w:lang w:val="ru-RU"/>
         </w:rPr>
-        <w:t>предложил принять эту модель всерьез. Это было настоящее порывание со здравым смыслом, ведь человек ощущает себя и землю покоящимися, и видит, как солнце движется по небу в течении дня, а ему предлагают сказать, что на самом деле всё наоборот!</w:t>
-      </w:r>
-    </w:p>
-    <w:p>
-      <w:pPr>
-        <w:rPr>
-          <w:rFonts w:ascii="Times New Roman" w:hAnsi="Times New Roman" w:cs="Times New Roman"/>
-          <w:sz w:val="24"/>
-          <w:szCs w:val="24"/>
-          <w:lang w:val="ru-RU"/>
-        </w:rPr>
-      </w:pPr>
+        <w:t xml:space="preserve">предложил принять эту модель всерьез. Это было настоящее порывание со здравым смыслом, ведь человек ощущает себя и землю покоящимися, и видит, как солнце </w:t>
+      </w:r>
       <w:r>
         <w:rPr>
           <w:rFonts w:ascii="Times New Roman" w:hAnsi="Times New Roman" w:cs="Times New Roman"/>
@@ -1011,6 +1139,25 @@
           <w:lang w:val="ru-RU"/>
         </w:rPr>
         <w:lastRenderedPageBreak/>
+        <w:t>движется по небу в течении дня, а ему предлагают сказать, что на самом деле всё наоборот!</w:t>
+      </w:r>
+    </w:p>
+    <w:p>
+      <w:pPr>
+        <w:rPr>
+          <w:rFonts w:ascii="Times New Roman" w:hAnsi="Times New Roman" w:cs="Times New Roman"/>
+          <w:sz w:val="24"/>
+          <w:szCs w:val="24"/>
+          <w:lang w:val="ru-RU"/>
+        </w:rPr>
+      </w:pPr>
+      <w:r>
+        <w:rPr>
+          <w:rFonts w:ascii="Times New Roman" w:hAnsi="Times New Roman" w:cs="Times New Roman"/>
+          <w:sz w:val="24"/>
+          <w:szCs w:val="24"/>
+          <w:lang w:val="ru-RU"/>
+        </w:rPr>
         <w:t xml:space="preserve">Итак, если введен принцип инерции, то отпадает надобность в метафизическом </w:t>
       </w:r>
       <w:r>
@@ -1585,6 +1732,7 @@
         <w:rPr>
           <w:lang w:val="ru-RU"/>
         </w:rPr>
+        <w:lastRenderedPageBreak/>
         <w:t>Беспроигрышный вариант</w:t>
       </w:r>
     </w:p>
@@ -1661,7 +1809,6 @@
           <w:szCs w:val="24"/>
           <w:lang w:val="ru-RU"/>
         </w:rPr>
-        <w:lastRenderedPageBreak/>
         <w:t>материализация</w:t>
       </w:r>
       <w:r>
